--- a/downloads/blog.docx
+++ b/downloads/blog.docx
@@ -23,7 +23,7 @@
               <a:graphicData uri="http://schemas.openxmlformats.org/drawingml/2006/picture">
                 <pic:pic>
                   <pic:nvPicPr>
-                    <pic:cNvPr id="0" name="image_20260810_145350_e7902e2d.png"/>
+                    <pic:cNvPr id="0" name="image_20260810_172242_c9501d03.png"/>
                     <pic:cNvPicPr/>
                   </pic:nvPicPr>
                   <pic:blipFill>
@@ -48,136 +48,62 @@
     </w:p>
     <w:p>
       <w:r>
-        <w:t># 피로가 녹는 7일의 힐링! **7days massage 마사지샵 제대로 즐기는 법**</w:t>
+        <w:t># 일주일 내내 힐링 가능! 7days massage에서 몸도 마음도 말랑말랑해지는 법</w:t>
         <w:br/>
         <w:br/>
-        <w:t xml:space="preserve">하루 종일 앉아 있거나, 오래 서 있거나, 스마트폰을 손에서 놓지 못하는 현대인에게 어깨·목·허리 뻐근함은 거의 기본 옵션처럼 따라오죠. 이럴 때 필요한 건? 바로 시원하게 몸을 풀어줄 제대로 된 마사지입니다.  </w:t>
+        <w:t>하루 종일 앉아 있다 보면 어깨는 바위가 되고, 목은 거북이 친구가 되죠. “나 지금 사람인가, 키보드 부속품인가…” 싶은 날엔 마사지가 답입니다. 오늘 소개할 곳은 이름부터 든든한 **7days massage**! 이름처럼 언제든 편하게 힐링을 떠올리게 하는 마사지샵입니다.</w:t>
         <w:br/>
         <w:br/>
-        <w:t>오늘은 편안한 휴식과 컨디션 회복을 원하는 분들을 위해 **7days massage 마사지샵 소개와 이용할 때 알아두면 좋은 점**을 정리해드릴게요. 처음 방문하는 분들도 부담 없이 참고할 수 있도록 쉽고 깔끔하게 알려드립니다!</w:t>
+        <w:t>## 7days massage는 어떤 곳?</w:t>
         <w:br/>
         <w:br/>
-        <w:t>---</w:t>
+        <w:t xml:space="preserve">**7days massage**는 피로한 몸을 풀고 싶은 분들에게 편안한 시간을 제공하는 마사지샵입니다.  </w:t>
+        <w:br/>
+        <w:t>바쁜 직장인, 운동 후 근육이 뭉친 분, 여행 중 발이 “살려줘…” 외치는 분들에게 특히 반가운 공간이죠.</w:t>
         <w:br/>
         <w:br/>
-        <w:t>## 1. 7days massage, 어떤 곳일까?</w:t>
+        <w:t>샵마다 운영 방식이나 프로그램은 다를 수 있지만, 보통 전신 마사지, 발 마사지, 아로마 관리 등 다양한 코스를 선택할 수 있습니다. 방문 전에는 원하는 관리 종류와 시간을 미리 확인하면 훨씬 만족도가 높아집니다.</w:t>
         <w:br/>
         <w:br/>
-        <w:t xml:space="preserve">**7days massage**는 이름처럼 바쁜 일상 속에서도 언제든 편하게 방문해 몸과 마음을 쉬어갈 수 있는 마사지샵을 지향하는 곳입니다. 마사지샵을 선택할 때 가장 중요한 건 단순히 “시원한가?”만이 아닙니다.  </w:t>
+        <w:t>## 방문 전 알아두면 좋은 꿀팁</w:t>
         <w:br/>
         <w:br/>
-        <w:t>공간의 청결함, 관리사의 전문성, 프로그램 구성, 예약 편의성, 그리고 방문 후 만족감까지 모두 중요하죠. 7days massage는 이런 요소들을 중심으로 고객이 편안하게 이용할 수 있는 분위기를 제공하는 마사지샵으로 소개할 수 있습니다.</w:t>
+        <w:t xml:space="preserve">첫째, **예약은 사랑입니다.**  </w:t>
+        <w:br/>
+        <w:t>갑자기 방문해도 가능할 때가 있지만, 인기 있는 시간대에는 대기가 생길 수 있어요. 특히 저녁이나 주말에는 미리 예약하면 마음이 평화롭습니다.</w:t>
         <w:br/>
         <w:br/>
-        <w:t>특히 피로 회복, 근육 이완, 스트레스 완화, 혈액순환 개선 등을 목적으로 찾는 분들에게 적합합니다. 몸이 무겁고 컨디션이 떨어졌을 때, 짧은 시간 안에 기분 전환을 하고 싶을 때 방문하기 좋은 힐링 공간입니다.</w:t>
+        <w:t xml:space="preserve">둘째, **컨디션을 솔직하게 말하기!**  </w:t>
+        <w:br/>
+        <w:t>“어깨가 많이 뭉쳤어요”, “허리는 약하게 해주세요”처럼 원하는 강도와 불편한 부위를 알려주세요. 마사지사님은 초능력자가 아니니까요. 물론 손끝은 거의 마법사급일 수 있습니다.</w:t>
         <w:br/>
         <w:br/>
-        <w:t>---</w:t>
+        <w:t xml:space="preserve">셋째, **식사 직후는 피하기.**  </w:t>
+        <w:br/>
+        <w:t>배부른 상태에서 마사지를 받으면 몸이 힐링보다 소화에 집중할 수 있어요. 식후에는 조금 시간을 두고 방문하는 걸 추천합니다.</w:t>
         <w:br/>
         <w:br/>
-        <w:t>## 2. 어떤 마사지 프로그램을 선택하면 좋을까?</w:t>
+        <w:t>## 마사지 받을 때 매너도 중요해요</w:t>
         <w:br/>
         <w:br/>
-        <w:t>마사지샵을 처음 이용하는 분들이 가장 많이 고민하는 부분이 바로 프로그램 선택입니다. “아로마가 좋을까?”, “스포츠 마사지가 나을까?”, “전신 관리를 받아야 하나?” 이런 생각이 들 수 있죠.</w:t>
+        <w:t xml:space="preserve">편안한 분위기를 위해 큰 소리 통화는 잠시 안녕!  </w:t>
+        <w:br/>
+        <w:t>휴대폰은 무음으로 두고, 몸과 마음을 쉬게 해주세요. 또한 마사지 강도가 너무 세거나 약하면 바로 말하는 게 좋습니다. 참다가 “내 어깨 안녕…” 하지 말고요.</w:t>
         <w:br/>
         <w:br/>
-        <w:t>일반적으로는 다음처럼 선택하면 좋습니다.</w:t>
+        <w:t>## 이용 후에는 이렇게!</w:t>
         <w:br/>
         <w:br/>
-        <w:t xml:space="preserve">**몸 전체가 무겁고 피곤하다면** 전신 마사지가 좋습니다. 목, 어깨, 등, 허리, 다리까지 전체적으로 관리받을 수 있어 만족도가 높은 편입니다.  </w:t>
-        <w:br/>
-        <w:br/>
-        <w:t xml:space="preserve">**근육이 뭉치고 뻐근하다면** 스포츠 마사지나 딥티슈 스타일의 관리가 잘 맞을 수 있습니다. 압이 조금 강한 편이라 운동 후 피로감이나 장시간 업무로 인한 근육 긴장 완화에 도움을 줍니다.  </w:t>
-        <w:br/>
-        <w:br/>
-        <w:t>**부드럽고 편안한 휴식이 필요하다면** 아로마 마사지가 좋습니다. 오일을 사용해 부드럽게 관리하기 때문에 심신 안정과 릴랙스 효과를 원하는 분들에게 인기가 많습니다.</w:t>
-        <w:br/>
-        <w:br/>
-        <w:t>본인의 컨디션을 잘 모르겠다면 방문 전 또는 입장 후 직원에게 현재 불편한 부위를 말하고 추천을 받는 것이 가장 좋습니다.</w:t>
-        <w:br/>
-        <w:br/>
-        <w:t>---</w:t>
-        <w:br/>
-        <w:br/>
-        <w:t>## 3. 방문 전 예약은 선택이 아니라 센스!</w:t>
-        <w:br/>
-        <w:br/>
-        <w:t xml:space="preserve">인기 있는 마사지샵은 원하는 시간대에 바로 이용하기 어려울 수 있습니다. 특히 퇴근 시간 이후나 주말에는 예약이 몰릴 가능성이 높습니다.  </w:t>
-        <w:br/>
-        <w:br/>
-        <w:t>따라서 7days massage를 이용할 계획이라면 **미리 예약하는 것**을 추천합니다. 예약 시에는 원하는 시간, 인원, 희망 프로그램, 집중 관리가 필요한 부위 등을 간단히 전달하면 더 원활하게 이용할 수 있습니다.</w:t>
-        <w:br/>
-        <w:br/>
-        <w:t>또한 처음 방문하는 경우에는 위치, 주차 가능 여부, 운영 시간, 결제 방식 등을 미리 확인해두면 좋습니다. 작은 준비가 전체 만족도를 확 올려줍니다.</w:t>
-        <w:br/>
-        <w:br/>
-        <w:t>---</w:t>
-        <w:br/>
-        <w:br/>
-        <w:t>## 4. 마사지 받을 때 꼭 말해야 하는 것들</w:t>
-        <w:br/>
-        <w:br/>
-        <w:t>마사지는 무조건 세게 받는다고 좋은 것이 아닙니다. 사람마다 근육 상태와 통증 민감도가 다르기 때문에 본인에게 맞는 압이 가장 중요합니다.</w:t>
-        <w:br/>
-        <w:br/>
-        <w:t xml:space="preserve">관리 중에 압이 너무 강하거나 약하면 바로 말하는 것이 좋습니다. “조금만 약하게 해주세요”, “어깨 쪽을 더 집중해 주세요”처럼 편하게 요청하면 됩니다.  </w:t>
-        <w:br/>
-        <w:br/>
-        <w:t>또한 디스크, 수술 이력, 임신, 피부 질환, 염좌 등 특이사항이 있다면 반드시 사전에 알려야 합니다. 안전하고 효과적인 관리를 위해 꼭 필요한 과정입니다.</w:t>
-        <w:br/>
-        <w:br/>
-        <w:t>---</w:t>
-        <w:br/>
-        <w:br/>
-        <w:t>## 5. 마사지 후에는 이렇게 관리하세요</w:t>
-        <w:br/>
-        <w:br/>
-        <w:t xml:space="preserve">마사지를 받고 나면 몸이 노곤해지고 개운함이 느껴질 수 있습니다. 이때 바로 무리한 운동이나 과음은 피하는 것이 좋습니다.  </w:t>
-        <w:br/>
-        <w:br/>
-        <w:t xml:space="preserve">관리 후에는 따뜻한 물을 충분히 마시고, 몸을 편안하게 쉬게 해주세요. 마사지로 인해 순환이 활발해진 상태이기 때문에 수분 보충이 도움이 됩니다.  </w:t>
-        <w:br/>
-        <w:br/>
-        <w:t>또한 당일에는 가벼운 스트레칭 정도만 해주는 것이 좋고, 충분한 수면을 취하면 다음 날 몸이 훨씬 가볍게 느껴질 수 있습니다.</w:t>
-        <w:br/>
-        <w:br/>
-        <w:t>---</w:t>
-        <w:br/>
-        <w:br/>
-        <w:t>## 6. 좋은 마사지샵을 고르는 기준</w:t>
-        <w:br/>
-        <w:br/>
-        <w:t>7days massage처럼 마사지샵을 선택할 때는 몇 가지 기준을 확인하면 좋습니다.</w:t>
-        <w:br/>
-        <w:br/>
-        <w:t xml:space="preserve">첫째, 내부가 청결하게 관리되는지 확인하세요. 베드, 수건, 샤워 공간 등이 깔끔해야 편안하게 이용할 수 있습니다.  </w:t>
-        <w:br/>
-        <w:br/>
-        <w:t xml:space="preserve">둘째, 프로그램 안내가 명확한지 살펴보세요. 시간, 가격, 관리 내용이 투명하게 안내되는 곳이 믿을 만합니다.  </w:t>
-        <w:br/>
-        <w:br/>
-        <w:t xml:space="preserve">셋째, 직원 응대가 친절한지도 중요합니다. 처음 방문했을 때 설명이 충분하고 부담스럽지 않은 분위기라면 만족도가 높아집니다.  </w:t>
-        <w:br/>
-        <w:br/>
-        <w:t>넷째, 본인의 몸 상태를 잘 들어주고 맞춤형으로 관리해주는 곳이 좋은 마사지샵입니다.</w:t>
-        <w:br/>
-        <w:br/>
-        <w:t>---</w:t>
+        <w:t>마사지 후에는 따뜻한 물을 마시고 무리한 운동은 피하는 것이 좋습니다. 몸이 이완된 상태라 가볍게 쉬어주면 힐링 효과가 더 오래갑니다. 집에 가는 길엔 괜히 발걸음이 구름 위를 걷는 느낌일지도 몰라요.</w:t>
         <w:br/>
         <w:br/>
         <w:t>## 마지막 요약</w:t>
         <w:br/>
         <w:br/>
-        <w:t xml:space="preserve">**7days massage**는 지친 몸과 마음을 풀어주고 싶은 분들에게 추천할 만한 힐링 마사지샵입니다. 방문 전에는 프로그램과 예약 가능 시간을 확인하고, 관리 중에는 원하는 압과 불편한 부위를 편하게 이야기하는 것이 좋습니다.  </w:t>
+        <w:t>**7days massage**는 지친 몸과 마음을 쉬게 하고 싶은 날 방문하기 좋은 마사지샵입니다. 방문 전 예약, 컨디션 전달, 적절한 식사 시간 조절만 기억하면 더 만족스러운 시간을 보낼 수 있어요. 오늘도 열심히 산 내 몸에게 “수고했어”라고 말해주는 하루, 어떠세요?</w:t>
         <w:br/>
         <w:br/>
-        <w:t>마사지 후에는 물을 충분히 마시고 무리하지 않으며 휴식을 취하면 효과를 더 오래 느낄 수 있습니다. 바쁜 일상 속 피로가 쌓였다면, 오늘 하루쯤은 나를 위해 시원한 힐링 시간을 선물해보세요!</w:t>
-        <w:br/>
-        <w:br/>
-        <w:t>---</w:t>
-        <w:br/>
-        <w:br/>
-        <w:t>#7daysmassage #마사지샵 #마사지추천 #전신마사지 #아로마마사지 #스포츠마사지 #힐링마사지 #피로회복 #목어깨마사지 #허리마사지 #마사지이용팁 #마사지예약 #스트레스해소 #바디케어 #힐링타임</w:t>
+        <w:t>#7daysmassage #마사지샵 #마사지추천 #힐링마사지 #전신마사지 #발마사지 #아로마마사지 #마사지꿀팁 #피로회복 #직장인힐링 #여행마사지 #몸관리 #힐링타임 #마사지정보 #셀프케어</w:t>
       </w:r>
     </w:p>
     <w:sectPr>

--- a/downloads/blog.docx
+++ b/downloads/blog.docx
@@ -14,7 +14,7 @@
       <w:r>
         <w:drawing>
           <wp:inline xmlns:a="http://schemas.openxmlformats.org/drawingml/2006/main" xmlns:pic="http://schemas.openxmlformats.org/drawingml/2006/picture">
-            <wp:extent cx="5029200" cy="3352800"/>
+            <wp:extent cx="5029200" cy="5029200"/>
             <wp:docPr id="1" name="Picture 1"/>
             <wp:cNvGraphicFramePr>
               <a:graphicFrameLocks noChangeAspect="1"/>
@@ -23,7 +23,7 @@
               <a:graphicData uri="http://schemas.openxmlformats.org/drawingml/2006/picture">
                 <pic:pic>
                   <pic:nvPicPr>
-                    <pic:cNvPr id="0" name="image_20260810_172242_c9501d03.png"/>
+                    <pic:cNvPr id="0" name="image_20260810_182246_43b64a1d.jpg"/>
                     <pic:cNvPicPr/>
                   </pic:nvPicPr>
                   <pic:blipFill>
@@ -35,7 +35,7 @@
                   <pic:spPr>
                     <a:xfrm>
                       <a:off x="0" y="0"/>
-                      <a:ext cx="5029200" cy="3352800"/>
+                      <a:ext cx="5029200" cy="5029200"/>
                     </a:xfrm>
                     <a:prstGeom prst="rect"/>
                   </pic:spPr>
@@ -48,62 +48,57 @@
     </w:p>
     <w:p>
       <w:r>
-        <w:t># 일주일 내내 힐링 가능! 7days massage에서 몸도 마음도 말랑말랑해지는 법</w:t>
+        <w:t># 피로가 “퇴근”하는 곳? 7day's massage 이용 전 꿀팁 총정리!</w:t>
         <w:br/>
         <w:br/>
-        <w:t>하루 종일 앉아 있다 보면 어깨는 바위가 되고, 목은 거북이 친구가 되죠. “나 지금 사람인가, 키보드 부속품인가…” 싶은 날엔 마사지가 답입니다. 오늘 소개할 곳은 이름부터 든든한 **7days massage**! 이름처럼 언제든 편하게 힐링을 떠올리게 하는 마사지샵입니다.</w:t>
+        <w:t>하루 종일 앉아 있거나, 반대로 계속 돌아다니다 보면 몸이 먼저 항의합니다. “주인님, 어깨 좀 살려주세요…” 이럴 때 떠오르는 곳이 바로 마사지샵인데요. 오늘은 편안한 분위기에서 몸과 마음을 쉬어갈 수 있는 **7day's massage**를 소개하고, 이용할 때 알아두면 좋은 팁까지 재미있게 정리해보겠습니다.</w:t>
         <w:br/>
         <w:br/>
-        <w:t>## 7days massage는 어떤 곳?</w:t>
+        <w:t>## 7day's massage는 어떤 곳?</w:t>
         <w:br/>
         <w:br/>
-        <w:t xml:space="preserve">**7days massage**는 피로한 몸을 풀고 싶은 분들에게 편안한 시간을 제공하는 마사지샵입니다.  </w:t>
-        <w:br/>
-        <w:t>바쁜 직장인, 운동 후 근육이 뭉친 분, 여행 중 발이 “살려줘…” 외치는 분들에게 특히 반가운 공간이죠.</w:t>
+        <w:t>**7day's massage**는 이름처럼 바쁜 일상 속에서 언제든 편하게 들러 휴식을 취할 수 있는 마사지샵을 지향하는 곳입니다. 뭉친 어깨, 무거운 다리, 뻐근한 허리처럼 현대인의 단골 고민을 케어하는 데 초점을 둔 공간이라고 볼 수 있어요.</w:t>
         <w:br/>
         <w:br/>
-        <w:t>샵마다 운영 방식이나 프로그램은 다를 수 있지만, 보통 전신 마사지, 발 마사지, 아로마 관리 등 다양한 코스를 선택할 수 있습니다. 방문 전에는 원하는 관리 종류와 시간을 미리 확인하면 훨씬 만족도가 높아집니다.</w:t>
+        <w:t>깔끔한 실내 분위기와 조용한 환경은 마사지 받기 전부터 긴장을 풀어줍니다. 마사지샵에 들어갔는데 조명이 너무 밝고 분위기가 어수선하면 몸보다 마음이 먼저 도망가잖아요? 그런 점에서 편안한 첫인상은 꽤 중요합니다.</w:t>
         <w:br/>
         <w:br/>
-        <w:t>## 방문 전 알아두면 좋은 꿀팁</w:t>
+        <w:t>## 방문 전 예약은 필수!</w:t>
         <w:br/>
         <w:br/>
-        <w:t xml:space="preserve">첫째, **예약은 사랑입니다.**  </w:t>
+        <w:t xml:space="preserve">마사지샵은 원하는 시간대가 빠르게 마감될 수 있습니다. 특히 퇴근 후 시간이나 주말에는 예약 경쟁이 치열할 수 있어요.  </w:t>
         <w:br/>
-        <w:t>갑자기 방문해도 가능할 때가 있지만, 인기 있는 시간대에는 대기가 생길 수 있어요. 특히 저녁이나 주말에는 미리 예약하면 마음이 평화롭습니다.</w:t>
+        <w:t>“그냥 가면 되겠지?” 했다가 대기 시간이 생기면 피로가 두 배가 될지도 모릅니다.</w:t>
         <w:br/>
         <w:br/>
-        <w:t xml:space="preserve">둘째, **컨디션을 솔직하게 말하기!**  </w:t>
-        <w:br/>
-        <w:t>“어깨가 많이 뭉쳤어요”, “허리는 약하게 해주세요”처럼 원하는 강도와 불편한 부위를 알려주세요. 마사지사님은 초능력자가 아니니까요. 물론 손끝은 거의 마법사급일 수 있습니다.</w:t>
+        <w:t>방문 전에는 운영 시간, 코스 종류, 소요 시간, 가격 등을 미리 확인하는 것이 좋습니다. 본인 컨디션에 맞는 코스를 고르면 만족도도 훨씬 올라갑니다.</w:t>
         <w:br/>
         <w:br/>
-        <w:t xml:space="preserve">셋째, **식사 직후는 피하기.**  </w:t>
-        <w:br/>
-        <w:t>배부른 상태에서 마사지를 받으면 몸이 힐링보다 소화에 집중할 수 있어요. 식후에는 조금 시간을 두고 방문하는 걸 추천합니다.</w:t>
+        <w:t>## 나에게 맞는 강도 말하기</w:t>
         <w:br/>
         <w:br/>
-        <w:t>## 마사지 받을 때 매너도 중요해요</w:t>
+        <w:t>마사지를 받을 때 가장 중요한 건 솔직한 표현입니다. 너무 아프면 참지 말고 “조금 약하게 부탁드려요”라고 말하세요. 반대로 너무 약하다면 강도를 조금 높여달라고 요청하면 됩니다.</w:t>
         <w:br/>
         <w:br/>
-        <w:t xml:space="preserve">편안한 분위기를 위해 큰 소리 통화는 잠시 안녕!  </w:t>
-        <w:br/>
-        <w:t>휴대폰은 무음으로 두고, 몸과 마음을 쉬게 해주세요. 또한 마사지 강도가 너무 세거나 약하면 바로 말하는 게 좋습니다. 참다가 “내 어깨 안녕…” 하지 말고요.</w:t>
+        <w:t>마사지는 참기 대회가 아닙니다. “아프지만 효과 있겠지…” 하다가 다음 날 로봇처럼 움직일 수 있으니, 내 몸의 신호를 잘 전달하는 게 중요합니다.</w:t>
         <w:br/>
         <w:br/>
-        <w:t>## 이용 후에는 이렇게!</w:t>
+        <w:t>## 이용할 때 알아두면 좋은 매너</w:t>
         <w:br/>
         <w:br/>
-        <w:t>마사지 후에는 따뜻한 물을 마시고 무리한 운동은 피하는 것이 좋습니다. 몸이 이완된 상태라 가볍게 쉬어주면 힐링 효과가 더 오래갑니다. 집에 가는 길엔 괜히 발걸음이 구름 위를 걷는 느낌일지도 몰라요.</w:t>
+        <w:t>마사지 전에는 가벼운 샤워나 청결 관리가 좋습니다. 또한 식사 직후보다는 어느 정도 소화된 뒤 이용하는 것이 편안합니다. 마사지 중에는 휴대폰을 무음으로 해두면 나도, 다른 손님도 더 편하게 쉴 수 있습니다.</w:t>
+        <w:br/>
+        <w:br/>
+        <w:t>끝난 후에는 물을 충분히 마시는 것도 추천합니다. 마사지 후 몸이 나른해질 수 있으니 바로 격한 운동이나 무리한 일정은 피하는 게 좋아요.</w:t>
         <w:br/>
         <w:br/>
         <w:t>## 마지막 요약</w:t>
         <w:br/>
         <w:br/>
-        <w:t>**7days massage**는 지친 몸과 마음을 쉬게 하고 싶은 날 방문하기 좋은 마사지샵입니다. 방문 전 예약, 컨디션 전달, 적절한 식사 시간 조절만 기억하면 더 만족스러운 시간을 보낼 수 있어요. 오늘도 열심히 산 내 몸에게 “수고했어”라고 말해주는 하루, 어떠세요?</w:t>
+        <w:t>**7day's massage**는 바쁜 일상 속 피로를 잠시 내려놓기 좋은 마사지샵입니다. 방문 전 예약, 코스 확인, 적절한 강도 요청, 기본 매너만 잘 챙기면 훨씬 만족스러운 시간을 보낼 수 있습니다. 몸이 “살려줘”라고 외치기 전에, 한 번쯤 나에게 휴식을 선물해보세요.</w:t>
         <w:br/>
         <w:br/>
-        <w:t>#7daysmassage #마사지샵 #마사지추천 #힐링마사지 #전신마사지 #발마사지 #아로마마사지 #마사지꿀팁 #피로회복 #직장인힐링 #여행마사지 #몸관리 #힐링타임 #마사지정보 #셀프케어</w:t>
+        <w:t>#7daysmassage #마사지샵 #마사지추천 #힐링마사지 #피로회복 #바디케어 #마사지꿀팁 #마사지이용법 #휴식공간 #어깨통증 #허리피로 #다리마사지 #힐링타임 #마사지예약 #일상힐링</w:t>
       </w:r>
     </w:p>
     <w:sectPr>

--- a/downloads/blog.docx
+++ b/downloads/blog.docx
@@ -12,93 +12,52 @@
     </w:p>
     <w:p>
       <w:r>
-        <w:drawing>
-          <wp:inline xmlns:a="http://schemas.openxmlformats.org/drawingml/2006/main" xmlns:pic="http://schemas.openxmlformats.org/drawingml/2006/picture">
-            <wp:extent cx="5029200" cy="5029200"/>
-            <wp:docPr id="1" name="Picture 1"/>
-            <wp:cNvGraphicFramePr>
-              <a:graphicFrameLocks noChangeAspect="1"/>
-            </wp:cNvGraphicFramePr>
-            <a:graphic>
-              <a:graphicData uri="http://schemas.openxmlformats.org/drawingml/2006/picture">
-                <pic:pic>
-                  <pic:nvPicPr>
-                    <pic:cNvPr id="0" name="image_20260810_182246_43b64a1d.jpg"/>
-                    <pic:cNvPicPr/>
-                  </pic:nvPicPr>
-                  <pic:blipFill>
-                    <a:blip r:embed="rId9"/>
-                    <a:stretch>
-                      <a:fillRect/>
-                    </a:stretch>
-                  </pic:blipFill>
-                  <pic:spPr>
-                    <a:xfrm>
-                      <a:off x="0" y="0"/>
-                      <a:ext cx="5029200" cy="5029200"/>
-                    </a:xfrm>
-                    <a:prstGeom prst="rect"/>
-                  </pic:spPr>
-                </pic:pic>
-              </a:graphicData>
-            </a:graphic>
-          </wp:inline>
-        </w:drawing>
-      </w:r>
-    </w:p>
-    <w:p>
-      <w:r>
-        <w:t># 피로가 “퇴근”하는 곳? 7day's massage 이용 전 꿀팁 총정리!</w:t>
+        <w:t># 피로가 월세처럼 쌓였나요? 7day's massage에서 몸값(?) 되찾기</w:t>
         <w:br/>
         <w:br/>
-        <w:t>하루 종일 앉아 있거나, 반대로 계속 돌아다니다 보면 몸이 먼저 항의합니다. “주인님, 어깨 좀 살려주세요…” 이럴 때 떠오르는 곳이 바로 마사지샵인데요. 오늘은 편안한 분위기에서 몸과 마음을 쉬어갈 수 있는 **7day's massage**를 소개하고, 이용할 때 알아두면 좋은 팁까지 재미있게 정리해보겠습니다.</w:t>
+        <w:t>퇴근 후 어깨가 “나 이제 돌덩이야”라고 말하는 날이 있습니다. 목은 거북이처럼 앞으로 나가 있고, 허리는 조용히 사직서를 쓰는 중이죠. 이럴 때 필요한 건 정신력보다 마사지! 오늘은 지친 몸을 말랑하게 풀어줄 **7day's massage** 마사지샵 소개와 이용할 때 알아두면 좋은 팁을 정리해봤습니다.</w:t>
         <w:br/>
         <w:br/>
         <w:t>## 7day's massage는 어떤 곳?</w:t>
         <w:br/>
         <w:br/>
-        <w:t>**7day's massage**는 이름처럼 바쁜 일상 속에서 언제든 편하게 들러 휴식을 취할 수 있는 마사지샵을 지향하는 곳입니다. 뭉친 어깨, 무거운 다리, 뻐근한 허리처럼 현대인의 단골 고민을 케어하는 데 초점을 둔 공간이라고 볼 수 있어요.</w:t>
+        <w:t>**7day's massage**는 이름처럼 바쁜 일상 속에서도 편하게 찾기 좋은 마사지샵입니다. 하루 종일 앉아서 일하는 직장인, 운동 후 근육이 뭉친 분, 여행이나 장거리 이동으로 몸이 굳은 분들에게 특히 잘 어울립니다.</w:t>
         <w:br/>
         <w:br/>
-        <w:t>깔끔한 실내 분위기와 조용한 환경은 마사지 받기 전부터 긴장을 풀어줍니다. 마사지샵에 들어갔는데 조명이 너무 밝고 분위기가 어수선하면 몸보다 마음이 먼저 도망가잖아요? 그런 점에서 편안한 첫인상은 꽤 중요합니다.</w:t>
+        <w:t>마사지샵을 고를 때 중요한 건 분위기, 청결함, 관리사의 전문성인데요. 방문 전에는 운영 시간, 프로그램 종류, 가격, 예약 가능 여부를 미리 확인하는 것이 좋습니다. “일단 가면 되겠지” 했다가 원하는 코스를 못 받을 수도 있으니까요. 마사지도 전략입니다.</w:t>
         <w:br/>
         <w:br/>
-        <w:t>## 방문 전 예약은 필수!</w:t>
+        <w:t>## 이용 전 알아두면 좋은 점</w:t>
         <w:br/>
         <w:br/>
-        <w:t xml:space="preserve">마사지샵은 원하는 시간대가 빠르게 마감될 수 있습니다. 특히 퇴근 후 시간이나 주말에는 예약 경쟁이 치열할 수 있어요.  </w:t>
-        <w:br/>
-        <w:t>“그냥 가면 되겠지?” 했다가 대기 시간이 생기면 피로가 두 배가 될지도 모릅니다.</w:t>
+        <w:t>먼저, 자신의 몸 상태를 솔직하게 말하는 것이 중요합니다. “괜찮아요”라고 했다가 압이 너무 세서 속으로 애국가 4절까지 부르는 일이 생길 수 있습니다. 목, 어깨, 허리 등 불편한 부위가 있다면 관리사에게 미리 알려주세요.</w:t>
         <w:br/>
         <w:br/>
-        <w:t>방문 전에는 운영 시간, 코스 종류, 소요 시간, 가격 등을 미리 확인하는 것이 좋습니다. 본인 컨디션에 맞는 코스를 고르면 만족도도 훨씬 올라갑니다.</w:t>
+        <w:t>또한 식사 직후에는 마사지를 피하는 것이 좋습니다. 배부른 상태에서 엎드리면 힐링이 아니라 인내심 테스트가 될 수 있습니다. 최소 1시간 정도 여유를 두는 것을 추천합니다.</w:t>
         <w:br/>
         <w:br/>
-        <w:t>## 나에게 맞는 강도 말하기</w:t>
+        <w:t>## 예약은 센스, 매너는 필수</w:t>
         <w:br/>
         <w:br/>
-        <w:t>마사지를 받을 때 가장 중요한 건 솔직한 표현입니다. 너무 아프면 참지 말고 “조금 약하게 부탁드려요”라고 말하세요. 반대로 너무 약하다면 강도를 조금 높여달라고 요청하면 됩니다.</w:t>
+        <w:t>인기 있는 시간대는 예약이 빨리 찰 수 있으니 방문 전 예약은 거의 필수입니다. 특히 저녁 시간이나 주말에는 미리 연락하는 것이 좋습니다.</w:t>
         <w:br/>
         <w:br/>
-        <w:t>마사지는 참기 대회가 아닙니다. “아프지만 효과 있겠지…” 하다가 다음 날 로봇처럼 움직일 수 있으니, 내 몸의 신호를 잘 전달하는 게 중요합니다.</w:t>
+        <w:t>그리고 마사지 중에는 휴대폰은 잠시 쉬게 해주세요. 몸도 쉬러 왔는데 알림이 계속 울리면 어깨가 다시 출근합니다. 조용히 휴식을 즐기면 만족도도 훨씬 높아집니다.</w:t>
         <w:br/>
         <w:br/>
-        <w:t>## 이용할 때 알아두면 좋은 매너</w:t>
+        <w:t>## 이런 분들에게 추천!</w:t>
         <w:br/>
         <w:br/>
-        <w:t>마사지 전에는 가벼운 샤워나 청결 관리가 좋습니다. 또한 식사 직후보다는 어느 정도 소화된 뒤 이용하는 것이 편안합니다. 마사지 중에는 휴대폰을 무음으로 해두면 나도, 다른 손님도 더 편하게 쉴 수 있습니다.</w:t>
-        <w:br/>
-        <w:br/>
-        <w:t>끝난 후에는 물을 충분히 마시는 것도 추천합니다. 마사지 후 몸이 나른해질 수 있으니 바로 격한 운동이나 무리한 일정은 피하는 게 좋아요.</w:t>
+        <w:t>평소 어깨 결림이 심한 분, 오래 앉아 일하는 분, 몸이 찌뿌둥한 분, 잠을 자도 개운하지 않은 분께 추천합니다. 가끔은 비싼 영양제보다 제대로 된 마사지 한 번이 더 큰 위로가 될 때도 있습니다.</w:t>
         <w:br/>
         <w:br/>
         <w:t>## 마지막 요약</w:t>
         <w:br/>
         <w:br/>
-        <w:t>**7day's massage**는 바쁜 일상 속 피로를 잠시 내려놓기 좋은 마사지샵입니다. 방문 전 예약, 코스 확인, 적절한 강도 요청, 기본 매너만 잘 챙기면 훨씬 만족스러운 시간을 보낼 수 있습니다. 몸이 “살려줘”라고 외치기 전에, 한 번쯤 나에게 휴식을 선물해보세요.</w:t>
+        <w:t>**7day's massage**는 피로를 풀고 몸의 긴장을 낮추고 싶은 분들에게 좋은 선택지가 될 수 있습니다. 방문 전에는 프로그램과 가격을 확인하고, 몸 상태를 정확히 전달하며, 예약과 기본 매너를 챙기면 더 만족스러운 시간을 보낼 수 있습니다. 오늘도 열심히 버틴 내 몸, 이제는 조금 풀어줄 차례입니다.</w:t>
         <w:br/>
         <w:br/>
-        <w:t>#7daysmassage #마사지샵 #마사지추천 #힐링마사지 #피로회복 #바디케어 #마사지꿀팁 #마사지이용법 #휴식공간 #어깨통증 #허리피로 #다리마사지 #힐링타임 #마사지예약 #일상힐링</w:t>
+        <w:t>#7daysmassage #마사지샵 #마사지추천 #피로회복 #힐링마사지 #어깨결림 #목마사지 #허리통증관리 #직장인힐링 #마사지팁 #마사지이용법 #힐링타임 #바디케어 #건강관리 #휴식스타그램</w:t>
       </w:r>
     </w:p>
     <w:sectPr>

--- a/downloads/blog.docx
+++ b/downloads/blog.docx
@@ -12,52 +12,107 @@
     </w:p>
     <w:p>
       <w:r>
-        <w:t># 피로가 월세처럼 쌓였나요? 7day's massage에서 몸값(?) 되찾기</w:t>
+        <w:drawing>
+          <wp:inline xmlns:a="http://schemas.openxmlformats.org/drawingml/2006/main" xmlns:pic="http://schemas.openxmlformats.org/drawingml/2006/picture">
+            <wp:extent cx="5029200" cy="5029200"/>
+            <wp:docPr id="1" name="Picture 1"/>
+            <wp:cNvGraphicFramePr>
+              <a:graphicFrameLocks noChangeAspect="1"/>
+            </wp:cNvGraphicFramePr>
+            <a:graphic>
+              <a:graphicData uri="http://schemas.openxmlformats.org/drawingml/2006/picture">
+                <pic:pic>
+                  <pic:nvPicPr>
+                    <pic:cNvPr id="0" name="image_20260810_191315_e7c1a904.jpg"/>
+                    <pic:cNvPicPr/>
+                  </pic:nvPicPr>
+                  <pic:blipFill>
+                    <a:blip r:embed="rId9"/>
+                    <a:stretch>
+                      <a:fillRect/>
+                    </a:stretch>
+                  </pic:blipFill>
+                  <pic:spPr>
+                    <a:xfrm>
+                      <a:off x="0" y="0"/>
+                      <a:ext cx="5029200" cy="5029200"/>
+                    </a:xfrm>
+                    <a:prstGeom prst="rect"/>
+                  </pic:spPr>
+                </pic:pic>
+              </a:graphicData>
+            </a:graphic>
+          </wp:inline>
+        </w:drawing>
+      </w:r>
+    </w:p>
+    <w:p>
+      <w:r>
+        <w:t># “오늘 내 어깨 퇴근 좀 시켜주세요!” 7day's massage 방문 전 알아두면 좋은 꿀팁</w:t>
         <w:br/>
         <w:br/>
-        <w:t>퇴근 후 어깨가 “나 이제 돌덩이야”라고 말하는 날이 있습니다. 목은 거북이처럼 앞으로 나가 있고, 허리는 조용히 사직서를 쓰는 중이죠. 이럴 때 필요한 건 정신력보다 마사지! 오늘은 지친 몸을 말랑하게 풀어줄 **7day's massage** 마사지샵 소개와 이용할 때 알아두면 좋은 팁을 정리해봤습니다.</w:t>
+        <w:t xml:space="preserve">하루 종일 모니터와 씨름하고, 스마트폰을 친구처럼 붙잡고 살다 보면 어느 순간 어깨가 말합니다.  </w:t>
+        <w:br/>
+        <w:t xml:space="preserve">“나… 이제 그만할래…”  </w:t>
         <w:br/>
         <w:br/>
-        <w:t>## 7day's massage는 어떤 곳?</w:t>
+        <w:t>그럴 때 떠오르는 곳이 바로 마사지샵이죠. 그중 **7day's massage**는 이름처럼 바쁜 일상 속에서 언제든 몸을 쉬게 하고 싶은 분들에게 관심을 받는 마사지샵입니다. 피로한 몸과 마음을 잠깐 내려놓고 싶다면 방문 전 몇 가지를 알아두면 훨씬 만족스럽게 이용할 수 있어요.</w:t>
         <w:br/>
         <w:br/>
-        <w:t>**7day's massage**는 이름처럼 바쁜 일상 속에서도 편하게 찾기 좋은 마사지샵입니다. 하루 종일 앉아서 일하는 직장인, 운동 후 근육이 뭉친 분, 여행이나 장거리 이동으로 몸이 굳은 분들에게 특히 잘 어울립니다.</w:t>
+        <w:t>## 1. 7day's massage는 어떤 곳?</w:t>
         <w:br/>
         <w:br/>
-        <w:t>마사지샵을 고를 때 중요한 건 분위기, 청결함, 관리사의 전문성인데요. 방문 전에는 운영 시간, 프로그램 종류, 가격, 예약 가능 여부를 미리 확인하는 것이 좋습니다. “일단 가면 되겠지” 했다가 원하는 코스를 못 받을 수도 있으니까요. 마사지도 전략입니다.</w:t>
+        <w:t xml:space="preserve">**7day's massage**는 일상 피로를 풀고 싶은 분들이 찾기 좋은 마사지샵입니다.  </w:t>
+        <w:br/>
+        <w:t>목, 어깨, 등, 허리처럼 자주 뭉치는 부위를 중심으로 관리받을 수 있어 직장인, 학생, 장시간 운전하는 분들에게 특히 잘 맞습니다.</w:t>
         <w:br/>
         <w:br/>
-        <w:t>## 이용 전 알아두면 좋은 점</w:t>
+        <w:t>마사지샵을 고를 때 중요한 건 분위기와 청결, 그리고 관리사의 전문성인데요. 방문 전 후기나 운영 시간, 프로그램 종류를 미리 확인하면 실패 확률을 확 줄일 수 있습니다. 마사지도 결국 “내 몸과의 소개팅”이니까요. 첫인상이 중요합니다.</w:t>
         <w:br/>
         <w:br/>
-        <w:t>먼저, 자신의 몸 상태를 솔직하게 말하는 것이 중요합니다. “괜찮아요”라고 했다가 압이 너무 세서 속으로 애국가 4절까지 부르는 일이 생길 수 있습니다. 목, 어깨, 허리 등 불편한 부위가 있다면 관리사에게 미리 알려주세요.</w:t>
+        <w:t>## 2. 예약은 선택이 아니라 센스!</w:t>
         <w:br/>
         <w:br/>
-        <w:t>또한 식사 직후에는 마사지를 피하는 것이 좋습니다. 배부른 상태에서 엎드리면 힐링이 아니라 인내심 테스트가 될 수 있습니다. 최소 1시간 정도 여유를 두는 것을 추천합니다.</w:t>
+        <w:t xml:space="preserve">마사지샵은 갑자기 가도 이용 가능한 경우가 있지만, 원하는 시간대에 편하게 받으려면 **예약은 거의 필수**입니다.  </w:t>
+        <w:br/>
+        <w:t>특히 퇴근 후나 주말에는 방문객이 몰릴 수 있어요.</w:t>
         <w:br/>
         <w:br/>
-        <w:t>## 예약은 센스, 매너는 필수</w:t>
+        <w:t xml:space="preserve">예약할 때는 원하는 마사지 종류, 소요 시간, 집중 관리 부위를 미리 말해두면 좋습니다.  </w:t>
+        <w:br/>
+        <w:t>“어깨가 돌덩이예요”라고 말하면 관리사분도 더 정확하게 포인트를 잡을 수 있죠.</w:t>
         <w:br/>
         <w:br/>
-        <w:t>인기 있는 시간대는 예약이 빨리 찰 수 있으니 방문 전 예약은 거의 필수입니다. 특히 저녁 시간이나 주말에는 미리 연락하는 것이 좋습니다.</w:t>
+        <w:t>## 3. 방문 전 이것만은 체크!</w:t>
         <w:br/>
         <w:br/>
-        <w:t>그리고 마사지 중에는 휴대폰은 잠시 쉬게 해주세요. 몸도 쉬러 왔는데 알림이 계속 울리면 어깨가 다시 출근합니다. 조용히 휴식을 즐기면 만족도도 훨씬 높아집니다.</w:t>
+        <w:t xml:space="preserve">마사지를 받기 전에는 너무 과식하지 않는 것이 좋습니다. 배부른 상태로 엎드리면 힐링이 아니라 인내심 테스트가 될 수 있어요.  </w:t>
+        <w:br/>
+        <w:t>또한 편한 복장으로 방문하면 이동이나 대기 시간이 훨씬 편합니다.</w:t>
         <w:br/>
         <w:br/>
-        <w:t>## 이런 분들에게 추천!</w:t>
+        <w:t>그리고 중요한 점! 몸에 통증이 심하거나 특정 질환이 있다면 반드시 미리 알리는 것이 좋습니다. 마사지 강도도 무조건 세다고 좋은 게 아닙니다. “시원함”과 “고통 참기 대회”는 다르니까요.</w:t>
         <w:br/>
         <w:br/>
-        <w:t>평소 어깨 결림이 심한 분, 오래 앉아 일하는 분, 몸이 찌뿌둥한 분, 잠을 자도 개운하지 않은 분께 추천합니다. 가끔은 비싼 영양제보다 제대로 된 마사지 한 번이 더 큰 위로가 될 때도 있습니다.</w:t>
+        <w:t>## 4. 마사지 후에는 물 한 잔</w:t>
+        <w:br/>
+        <w:br/>
+        <w:t xml:space="preserve">마사지 후에는 몸이 노곤해지면서 개운함이 느껴질 수 있습니다. 이때 따뜻한 물을 마시고 충분히 쉬어주면 더 좋아요.  </w:t>
+        <w:br/>
+        <w:t>바로 격한 운동이나 무리한 일정은 피하는 편이 좋습니다. 마사지 받은 날만큼은 내 몸에게 “오늘은 칼퇴다”라고 선언해주세요.</w:t>
         <w:br/>
         <w:br/>
         <w:t>## 마지막 요약</w:t>
         <w:br/>
         <w:br/>
-        <w:t>**7day's massage**는 피로를 풀고 몸의 긴장을 낮추고 싶은 분들에게 좋은 선택지가 될 수 있습니다. 방문 전에는 프로그램과 가격을 확인하고, 몸 상태를 정확히 전달하며, 예약과 기본 매너를 챙기면 더 만족스러운 시간을 보낼 수 있습니다. 오늘도 열심히 버틴 내 몸, 이제는 조금 풀어줄 차례입니다.</w:t>
+        <w:t xml:space="preserve">**7day's massage**를 이용할 때는 방문 전 예약, 프로그램 확인, 몸 상태 전달이 중요합니다.  </w:t>
+        <w:br/>
+        <w:t xml:space="preserve">마사지 전 과식은 피하고, 마사지 후에는 충분한 수분 섭취와 휴식을 챙기면 만족도가 더 높아집니다.  </w:t>
+        <w:br/>
+        <w:t>뭉친 어깨와 피곤한 몸에게 작은 휴가를 선물하고 싶다면, 꼼꼼히 확인 후 편안하게 이용해보세요.</w:t>
         <w:br/>
         <w:br/>
-        <w:t>#7daysmassage #마사지샵 #마사지추천 #피로회복 #힐링마사지 #어깨결림 #목마사지 #허리통증관리 #직장인힐링 #마사지팁 #마사지이용법 #힐링타임 #바디케어 #건강관리 #휴식스타그램</w:t>
+        <w:t>#7daysmassage #마사지샵 #마사지추천 #마사지후기 #힐링타임 #피로회복 #어깨마사지 #목마사지 #전신마사지 #직장인힐링 #마사지꿀팁 #마사지예약 #건강관리 #스트레스해소 #일상힐링</w:t>
       </w:r>
     </w:p>
     <w:sectPr>

--- a/downloads/blog.docx
+++ b/downloads/blog.docx
@@ -23,7 +23,7 @@
               <a:graphicData uri="http://schemas.openxmlformats.org/drawingml/2006/picture">
                 <pic:pic>
                   <pic:nvPicPr>
-                    <pic:cNvPr id="0" name="image_20260810_191315_e7c1a904.jpg"/>
+                    <pic:cNvPr id="0" name="image_20260811_133210_d470d49e.jpg"/>
                     <pic:cNvPicPr/>
                   </pic:nvPicPr>
                   <pic:blipFill>
@@ -48,71 +48,58 @@
     </w:p>
     <w:p>
       <w:r>
-        <w:t># “오늘 내 어깨 퇴근 좀 시켜주세요!” 7day's massage 방문 전 알아두면 좋은 꿀팁</w:t>
+        <w:t># “일주일 피로, 7day’s massage에서 로그아웃!” 마사지샵 이용 꿀팁까지</w:t>
         <w:br/>
         <w:br/>
-        <w:t xml:space="preserve">하루 종일 모니터와 씨름하고, 스마트폰을 친구처럼 붙잡고 살다 보면 어느 순간 어깨가 말합니다.  </w:t>
+        <w:t xml:space="preserve">하루 종일 앉아 있다가 일어나면 “어? 내 어깨에 돌멩이 누가 올려놨지?” 싶은 순간이 있죠.  </w:t>
         <w:br/>
-        <w:t xml:space="preserve">“나… 이제 그만할래…”  </w:t>
+        <w:t>그럴 때 필요한 건 커피 한 잔보다 강력한 리셋 버튼, 바로 마사지입니다. 오늘은 피로한 몸과 마음을 가볍게 풀어줄 **7day’s massage** 소개와 방문 전 알아두면 좋은 팁을 정리해볼게요.</w:t>
         <w:br/>
         <w:br/>
-        <w:t>그럴 때 떠오르는 곳이 바로 마사지샵이죠. 그중 **7day's massage**는 이름처럼 바쁜 일상 속에서 언제든 몸을 쉬게 하고 싶은 분들에게 관심을 받는 마사지샵입니다. 피로한 몸과 마음을 잠깐 내려놓고 싶다면 방문 전 몇 가지를 알아두면 훨씬 만족스럽게 이용할 수 있어요.</w:t>
+        <w:t>## 7day’s massage는 어떤 곳?</w:t>
         <w:br/>
         <w:br/>
-        <w:t>## 1. 7day's massage는 어떤 곳?</w:t>
+        <w:t xml:space="preserve">**7day’s massage**는 이름처럼 바쁜 일상 속 언제든 편하게 들러 몸을 풀고 싶은 분들에게 잘 어울리는 마사지샵입니다.  </w:t>
+        <w:br/>
+        <w:t>목, 어깨, 허리처럼 뭉치기 쉬운 부위를 집중적으로 관리받고 싶거나, 전신을 시원하게 풀고 싶은 날 방문하기 좋습니다.</w:t>
         <w:br/>
         <w:br/>
-        <w:t xml:space="preserve">**7day's massage**는 일상 피로를 풀고 싶은 분들이 찾기 좋은 마사지샵입니다.  </w:t>
-        <w:br/>
-        <w:t>목, 어깨, 등, 허리처럼 자주 뭉치는 부위를 중심으로 관리받을 수 있어 직장인, 학생, 장시간 운전하는 분들에게 특히 잘 맞습니다.</w:t>
+        <w:t>특히 마사지샵이 처음인 분들은 “아프면 어떡하지?”, “뭘 선택해야 하지?” 하고 살짝 긴장할 수 있는데요. 이럴 땐 무리해서 강한 관리를 고르기보다 본인의 컨디션을 먼저 말하는 게 중요합니다.</w:t>
         <w:br/>
         <w:br/>
-        <w:t>마사지샵을 고를 때 중요한 건 분위기와 청결, 그리고 관리사의 전문성인데요. 방문 전 후기나 운영 시간, 프로그램 종류를 미리 확인하면 실패 확률을 확 줄일 수 있습니다. 마사지도 결국 “내 몸과의 소개팅”이니까요. 첫인상이 중요합니다.</w:t>
+        <w:t>## 방문 전 알아두면 좋은 점</w:t>
         <w:br/>
         <w:br/>
-        <w:t>## 2. 예약은 선택이 아니라 센스!</w:t>
+        <w:t>마사지 효과를 제대로 느끼려면 예약 전후의 작은 습관도 꽤 중요합니다.</w:t>
         <w:br/>
         <w:br/>
-        <w:t xml:space="preserve">마사지샵은 갑자기 가도 이용 가능한 경우가 있지만, 원하는 시간대에 편하게 받으려면 **예약은 거의 필수**입니다.  </w:t>
+        <w:t xml:space="preserve">먼저, 방문 전에는 너무 배부르게 식사하지 않는 것이 좋아요. 배가 빵빵한 상태로 엎드리면 몸은 쉬러 왔는데 위장이 회식 중인 느낌이 될 수 있습니다.  </w:t>
         <w:br/>
-        <w:t>특히 퇴근 후나 주말에는 방문객이 몰릴 수 있어요.</w:t>
+        <w:t>또한 원하는 압 세기를 미리 이야기하세요. “조금 약하게요”, “어깨는 강하게 부탁드려요”처럼 말하면 훨씬 만족도가 높아집니다.</w:t>
         <w:br/>
         <w:br/>
-        <w:t xml:space="preserve">예약할 때는 원하는 마사지 종류, 소요 시간, 집중 관리 부위를 미리 말해두면 좋습니다.  </w:t>
-        <w:br/>
-        <w:t>“어깨가 돌덩이예요”라고 말하면 관리사분도 더 정확하게 포인트를 잡을 수 있죠.</w:t>
+        <w:t>마사지 중 불편함이 있다면 참지 말고 바로 말하는 것도 필수입니다. 마사지사는 독심술사가 아니니까요. 조용히 참고 있다가 속으로만 “살려주세요” 외치면 안 됩니다.</w:t>
         <w:br/>
         <w:br/>
-        <w:t>## 3. 방문 전 이것만은 체크!</w:t>
+        <w:t>## 마사지 후 관리도 중요해요</w:t>
         <w:br/>
         <w:br/>
-        <w:t xml:space="preserve">마사지를 받기 전에는 너무 과식하지 않는 것이 좋습니다. 배부른 상태로 엎드리면 힐링이 아니라 인내심 테스트가 될 수 있어요.  </w:t>
+        <w:t xml:space="preserve">관리가 끝난 뒤에는 물을 충분히 마시고, 바로 격한 운동이나 음주는 피하는 것이 좋습니다. 몸이 이완된 상태이기 때문에 가볍게 쉬어주는 시간이 필요해요.  </w:t>
         <w:br/>
-        <w:t>또한 편한 복장으로 방문하면 이동이나 대기 시간이 훨씬 편합니다.</w:t>
-        <w:br/>
-        <w:br/>
-        <w:t>그리고 중요한 점! 몸에 통증이 심하거나 특정 질환이 있다면 반드시 미리 알리는 것이 좋습니다. 마사지 강도도 무조건 세다고 좋은 게 아닙니다. “시원함”과 “고통 참기 대회”는 다르니까요.</w:t>
-        <w:br/>
-        <w:br/>
-        <w:t>## 4. 마사지 후에는 물 한 잔</w:t>
-        <w:br/>
-        <w:br/>
-        <w:t xml:space="preserve">마사지 후에는 몸이 노곤해지면서 개운함이 느껴질 수 있습니다. 이때 따뜻한 물을 마시고 충분히 쉬어주면 더 좋아요.  </w:t>
-        <w:br/>
-        <w:t>바로 격한 운동이나 무리한 일정은 피하는 편이 좋습니다. 마사지 받은 날만큼은 내 몸에게 “오늘은 칼퇴다”라고 선언해주세요.</w:t>
+        <w:t>마사지 받은 날만큼은 스마트폰도 잠시 내려놓고, 내 몸에게 “오늘 고생했다” 한마디 해주는 것도 좋습니다.</w:t>
         <w:br/>
         <w:br/>
         <w:t>## 마지막 요약</w:t>
         <w:br/>
         <w:br/>
-        <w:t xml:space="preserve">**7day's massage**를 이용할 때는 방문 전 예약, 프로그램 확인, 몸 상태 전달이 중요합니다.  </w:t>
+        <w:t xml:space="preserve">**7day’s massage**는 지친 몸을 편안하게 풀고 싶은 분들에게 좋은 선택지가 될 수 있는 마사지샵입니다.  </w:t>
         <w:br/>
-        <w:t xml:space="preserve">마사지 전 과식은 피하고, 마사지 후에는 충분한 수분 섭취와 휴식을 챙기면 만족도가 더 높아집니다.  </w:t>
+        <w:t xml:space="preserve">방문 전에는 컨디션과 원하는 압을 미리 전달하고, 마사지 중 불편하면 바로 말하기!  </w:t>
         <w:br/>
-        <w:t>뭉친 어깨와 피곤한 몸에게 작은 휴가를 선물하고 싶다면, 꼼꼼히 확인 후 편안하게 이용해보세요.</w:t>
+        <w:t>끝난 뒤에는 물 마시기와 휴식까지 챙기면 만족도가 훨씬 올라갑니다.</w:t>
         <w:br/>
         <w:br/>
-        <w:t>#7daysmassage #마사지샵 #마사지추천 #마사지후기 #힐링타임 #피로회복 #어깨마사지 #목마사지 #전신마사지 #직장인힐링 #마사지꿀팁 #마사지예약 #건강관리 #스트레스해소 #일상힐링</w:t>
+        <w:t>#7daysmassage #마사지샵 #마사지추천 #마사지팁 #전신마사지 #어깨마사지 #목마사지 #허리마사지 #피로회복 #힐링타임 #바디케어 #마사지이용팁 #일상힐링 #휴식이필요해 #건강관리</w:t>
       </w:r>
     </w:p>
     <w:sectPr>

--- a/downloads/blog.docx
+++ b/downloads/blog.docx
@@ -23,7 +23,7 @@
               <a:graphicData uri="http://schemas.openxmlformats.org/drawingml/2006/picture">
                 <pic:pic>
                   <pic:nvPicPr>
-                    <pic:cNvPr id="0" name="image_20260811_133210_d470d49e.jpg"/>
+                    <pic:cNvPr id="0" name="image_20260811_134308_d4181a80.jpg"/>
                     <pic:cNvPicPr/>
                   </pic:nvPicPr>
                   <pic:blipFill>
@@ -48,58 +48,59 @@
     </w:p>
     <w:p>
       <w:r>
-        <w:t># “일주일 피로, 7day’s massage에서 로그아웃!” 마사지샵 이용 꿀팁까지</w:t>
+        <w:t># 뭉친 어깨가 “살려줘” 외칠 때, 7day's massage 방문 전 꿀팁!</w:t>
         <w:br/>
         <w:br/>
-        <w:t xml:space="preserve">하루 종일 앉아 있다가 일어나면 “어? 내 어깨에 돌멩이 누가 올려놨지?” 싶은 순간이 있죠.  </w:t>
-        <w:br/>
-        <w:t>그럴 때 필요한 건 커피 한 잔보다 강력한 리셋 버튼, 바로 마사지입니다. 오늘은 피로한 몸과 마음을 가볍게 풀어줄 **7day’s massage** 소개와 방문 전 알아두면 좋은 팁을 정리해볼게요.</w:t>
+        <w:t>하루 종일 컴퓨터 앞에 앉아 있다 보면 어깨는 돌덩이, 허리는 삐걱삐걱, 목은 거북이처럼 앞으로 쭉 나와 있죠. 이럴 때 생각나는 곳이 바로 마사지샵입니다. 그중 **7day's massage**는 피로를 풀고 몸을 가볍게 만들고 싶은 분들이 관심 가져볼 만한 마사지 공간인데요. 방문 전 알아두면 더 만족스러운 이용 팁을 소개해볼게요.</w:t>
         <w:br/>
         <w:br/>
-        <w:t>## 7day’s massage는 어떤 곳?</w:t>
+        <w:t>## 1. 7day's massage, 어떤 곳일까?</w:t>
         <w:br/>
         <w:br/>
-        <w:t xml:space="preserve">**7day’s massage**는 이름처럼 바쁜 일상 속 언제든 편하게 들러 몸을 풀고 싶은 분들에게 잘 어울리는 마사지샵입니다.  </w:t>
-        <w:br/>
-        <w:t>목, 어깨, 허리처럼 뭉치기 쉬운 부위를 집중적으로 관리받고 싶거나, 전신을 시원하게 풀고 싶은 날 방문하기 좋습니다.</w:t>
+        <w:t>7day's massage는 이름처럼 바쁜 일상 속에서 언제든 편하게 휴식을 떠올리게 하는 마사지샵입니다. 마사지샵을 고를 때 중요한 건 분위기, 청결, 관리사의 숙련도, 그리고 나에게 맞는 코스가 있는지인데요.</w:t>
         <w:br/>
         <w:br/>
-        <w:t>특히 마사지샵이 처음인 분들은 “아프면 어떡하지?”, “뭘 선택해야 하지?” 하고 살짝 긴장할 수 있는데요. 이럴 땐 무리해서 강한 관리를 고르기보다 본인의 컨디션을 먼저 말하는 게 중요합니다.</w:t>
+        <w:t>단순히 “시원하게 꾹꾹 눌러주세요!”만 외치기보다 내 몸 상태에 맞는 관리를 받는 것이 핵심입니다. 어깨가 뭉쳤는지, 다리가 무거운지, 전신 피로가 심한지에 따라 선택할 코스가 달라질 수 있어요.</w:t>
         <w:br/>
         <w:br/>
-        <w:t>## 방문 전 알아두면 좋은 점</w:t>
+        <w:t>## 2. 예약 전 확인하면 좋은 점</w:t>
         <w:br/>
         <w:br/>
-        <w:t>마사지 효과를 제대로 느끼려면 예약 전후의 작은 습관도 꽤 중요합니다.</w:t>
+        <w:t>마사지샵은 무작정 방문하기보다 **예약 가능 여부**를 먼저 확인하는 것이 좋습니다. 특히 퇴근 시간 이후나 주말에는 이용자가 몰릴 수 있어요. “지금 당장 몸이 녹아내릴 것 같아요!”라는 마음은 이해하지만, 예약 없이 갔다가 대기 시간이 길어지면 피로가 두 배가 됩니다.</w:t>
         <w:br/>
         <w:br/>
-        <w:t xml:space="preserve">먼저, 방문 전에는 너무 배부르게 식사하지 않는 것이 좋아요. 배가 빵빵한 상태로 엎드리면 몸은 쉬러 왔는데 위장이 회식 중인 느낌이 될 수 있습니다.  </w:t>
-        <w:br/>
-        <w:t>또한 원하는 압 세기를 미리 이야기하세요. “조금 약하게요”, “어깨는 강하게 부탁드려요”처럼 말하면 훨씬 만족도가 높아집니다.</w:t>
+        <w:t>또한 운영 시간, 코스 종류, 소요 시간, 가격을 미리 확인하면 당황하지 않고 편하게 이용할 수 있습니다.</w:t>
         <w:br/>
         <w:br/>
-        <w:t>마사지 중 불편함이 있다면 참지 말고 바로 말하는 것도 필수입니다. 마사지사는 독심술사가 아니니까요. 조용히 참고 있다가 속으로만 “살려주세요” 외치면 안 됩니다.</w:t>
+        <w:t>## 3. 처음 방문한다면 이렇게 말해보세요</w:t>
         <w:br/>
         <w:br/>
-        <w:t>## 마사지 후 관리도 중요해요</w:t>
+        <w:t>마사지가 처음이라면 긴장할 필요 없습니다. 관리 전에 불편한 부위나 압 세기를 솔직하게 말하면 됩니다.</w:t>
         <w:br/>
         <w:br/>
-        <w:t xml:space="preserve">관리가 끝난 뒤에는 물을 충분히 마시고, 바로 격한 운동이나 음주는 피하는 것이 좋습니다. 몸이 이완된 상태이기 때문에 가볍게 쉬어주는 시간이 필요해요.  </w:t>
+        <w:t xml:space="preserve">“목이랑 어깨가 많이 뭉쳤어요.”  </w:t>
         <w:br/>
-        <w:t>마사지 받은 날만큼은 스마트폰도 잠시 내려놓고, 내 몸에게 “오늘 고생했다” 한마디 해주는 것도 좋습니다.</w:t>
+        <w:t xml:space="preserve">“압은 중간 정도가 좋아요.”  </w:t>
+        <w:br/>
+        <w:t>“허리는 조심해서 부탁드려요.”</w:t>
+        <w:br/>
+        <w:br/>
+        <w:t>이렇게 말하면 훨씬 만족도가 높아집니다. 참는다고 좋은 게 아니에요. 너무 아프면 “조금 약하게 해주세요”라고 말하는 것이 진짜 고수의 자세입니다.</w:t>
+        <w:br/>
+        <w:br/>
+        <w:t>## 4. 이용 후에도 관리가 중요!</w:t>
+        <w:br/>
+        <w:br/>
+        <w:t>마사지 후에는 몸이 노곤노곤해지기 쉽습니다. 이때 물을 충분히 마시고, 무리한 운동이나 과음은 피하는 것이 좋아요. 집에 가서 따뜻한 샤워를 하고 푹 쉬면 마사지 효과를 더 오래 느낄 수 있습니다.</w:t>
         <w:br/>
         <w:br/>
         <w:t>## 마지막 요약</w:t>
         <w:br/>
         <w:br/>
-        <w:t xml:space="preserve">**7day’s massage**는 지친 몸을 편안하게 풀고 싶은 분들에게 좋은 선택지가 될 수 있는 마사지샵입니다.  </w:t>
-        <w:br/>
-        <w:t xml:space="preserve">방문 전에는 컨디션과 원하는 압을 미리 전달하고, 마사지 중 불편하면 바로 말하기!  </w:t>
-        <w:br/>
-        <w:t>끝난 뒤에는 물 마시기와 휴식까지 챙기면 만족도가 훨씬 올라갑니다.</w:t>
+        <w:t>7day's massage를 이용할 때는 예약, 코스, 가격, 내 몸 상태를 미리 확인하는 것이 중요합니다. 관리 중에는 압 세기와 불편한 부위를 솔직하게 말하고, 이용 후에는 충분한 수분 섭취와 휴식까지 챙겨보세요. 마사지의 완성은 결국 “내 몸을 얼마나 잘 아느냐”에 달려 있습니다!</w:t>
         <w:br/>
         <w:br/>
-        <w:t>#7daysmassage #마사지샵 #마사지추천 #마사지팁 #전신마사지 #어깨마사지 #목마사지 #허리마사지 #피로회복 #힐링타임 #바디케어 #마사지이용팁 #일상힐링 #휴식이필요해 #건강관리</w:t>
+        <w:t>#마사지 #마사지샵 #7daysmassage #마사지추천 #힐링 #피로회복 #어깨결림 #목마사지 #전신마사지 #마사지팁 #휴식 #건강관리 #예약팁 #몸관리 #힐링타임</w:t>
       </w:r>
     </w:p>
     <w:sectPr>

--- a/downloads/blog.docx
+++ b/downloads/blog.docx
@@ -23,7 +23,7 @@
               <a:graphicData uri="http://schemas.openxmlformats.org/drawingml/2006/picture">
                 <pic:pic>
                   <pic:nvPicPr>
-                    <pic:cNvPr id="0" name="image_20260811_134308_d4181a80.jpg"/>
+                    <pic:cNvPr id="0" name="image_20260812_081147_aa784d46.jpg"/>
                     <pic:cNvPicPr/>
                   </pic:nvPicPr>
                   <pic:blipFill>
@@ -48,59 +48,55 @@
     </w:p>
     <w:p>
       <w:r>
-        <w:t># 뭉친 어깨가 “살려줘” 외칠 때, 7day's massage 방문 전 꿀팁!</w:t>
+        <w:t># 피곤이 월요병처럼 붙어있다면? 7day’s massage로 몸에게 휴가 주기!</w:t>
         <w:br/>
         <w:br/>
-        <w:t>하루 종일 컴퓨터 앞에 앉아 있다 보면 어깨는 돌덩이, 허리는 삐걱삐걱, 목은 거북이처럼 앞으로 쭉 나와 있죠. 이럴 때 생각나는 곳이 바로 마사지샵입니다. 그중 **7day's massage**는 피로를 풀고 몸을 가볍게 만들고 싶은 분들이 관심 가져볼 만한 마사지 공간인데요. 방문 전 알아두면 더 만족스러운 이용 팁을 소개해볼게요.</w:t>
+        <w:t>하루 종일 컴퓨터 앞에서 굳어버린 어깨, 걷기 싫다고 파업 중인 종아리, 그리고 “나 좀 살려줘…”라고 속삭이는 허리까지. 이럴 때 필요한 건 바로 따뜻한 손길과 조용한 힐링 타임이죠. 오늘은 지친 몸과 마음을 귀엽게 달래줄 **7day’s massage 마사지샵** 소개와 이용할 때 알아두면 좋은 팁을 알려드릴게요.</w:t>
         <w:br/>
         <w:br/>
-        <w:t>## 1. 7day's massage, 어떤 곳일까?</w:t>
+        <w:t>## 7day’s massage는 어떤 곳일까?</w:t>
         <w:br/>
         <w:br/>
-        <w:t>7day's massage는 이름처럼 바쁜 일상 속에서 언제든 편하게 휴식을 떠올리게 하는 마사지샵입니다. 마사지샵을 고를 때 중요한 건 분위기, 청결, 관리사의 숙련도, 그리고 나에게 맞는 코스가 있는지인데요.</w:t>
+        <w:t>**7day’s massage**는 이름처럼 언제든 편하게 찾고 싶은 마사지샵 느낌을 주는 곳입니다. 바쁜 일상 속에서 잠깐 멈춰 서서 몸을 풀고, 마음까지 말랑말랑하게 만드는 공간이라고 할 수 있어요.</w:t>
         <w:br/>
         <w:br/>
-        <w:t>단순히 “시원하게 꾹꾹 눌러주세요!”만 외치기보다 내 몸 상태에 맞는 관리를 받는 것이 핵심입니다. 어깨가 뭉쳤는지, 다리가 무거운지, 전신 피로가 심한지에 따라 선택할 코스가 달라질 수 있어요.</w:t>
+        <w:t>마사지샵을 고를 때 중요한 건 분위기, 청결함, 관리 프로그램, 그리고 나에게 맞는 코스가 있는지인데요. 방문 전에는 운영 시간, 예약 가능 여부, 마사지 종류를 미리 확인하는 것이 좋습니다. 그래야 “힐링하러 갔다가 대기하다 지치는” 대참사를 피할 수 있답니다.</w:t>
         <w:br/>
         <w:br/>
-        <w:t>## 2. 예약 전 확인하면 좋은 점</w:t>
+        <w:t>## 이용 전 알아두면 좋은 꿀팁</w:t>
         <w:br/>
         <w:br/>
-        <w:t>마사지샵은 무작정 방문하기보다 **예약 가능 여부**를 먼저 확인하는 것이 좋습니다. 특히 퇴근 시간 이후나 주말에는 이용자가 몰릴 수 있어요. “지금 당장 몸이 녹아내릴 것 같아요!”라는 마음은 이해하지만, 예약 없이 갔다가 대기 시간이 길어지면 피로가 두 배가 됩니다.</w:t>
+        <w:t xml:space="preserve">첫째, **예약은 미리 하기!**  </w:t>
+        <w:br/>
+        <w:t>특히 퇴근 시간이나 주말에는 예약이 몰릴 수 있어요. 원하는 시간에 편하게 이용하려면 전화나 온라인으로 미리 확인하는 센스가 필요합니다.</w:t>
         <w:br/>
         <w:br/>
-        <w:t>또한 운영 시간, 코스 종류, 소요 시간, 가격을 미리 확인하면 당황하지 않고 편하게 이용할 수 있습니다.</w:t>
+        <w:t xml:space="preserve">둘째, **몸 상태를 솔직하게 말하기!**  </w:t>
+        <w:br/>
+        <w:t>어깨가 뭉쳤는지, 허리가 불편한지, 강한 압이 좋은지 부드러운 관리가 좋은지 꼭 이야기하세요. 마사지사님은 독심술사가 아니니까요. “제 어깨에 곰 한 마리가 살아요” 정도로 표현해도 좋습니다.</w:t>
         <w:br/>
         <w:br/>
-        <w:t>## 3. 처음 방문한다면 이렇게 말해보세요</w:t>
+        <w:t xml:space="preserve">셋째, **식사 직후는 피하기!**  </w:t>
+        <w:br/>
+        <w:t>배부른 상태에서 마사지를 받으면 몸도 당황하고 위장도 회의에 들어갑니다. 최소 1시간 정도 여유를 두고 방문하는 걸 추천해요.</w:t>
         <w:br/>
         <w:br/>
-        <w:t>마사지가 처음이라면 긴장할 필요 없습니다. 관리 전에 불편한 부위나 압 세기를 솔직하게 말하면 됩니다.</w:t>
+        <w:t>## 더 만족스럽게 즐기는 방법</w:t>
         <w:br/>
         <w:br/>
-        <w:t xml:space="preserve">“목이랑 어깨가 많이 뭉쳤어요.”  </w:t>
-        <w:br/>
-        <w:t xml:space="preserve">“압은 중간 정도가 좋아요.”  </w:t>
-        <w:br/>
-        <w:t>“허리는 조심해서 부탁드려요.”</w:t>
+        <w:t>마사지 후에는 물을 충분히 마시는 것이 좋아요. 몸이 풀리면서 노폐물 배출에 도움이 될 수 있거든요. 그리고 바로 무리한 운동이나 음주는 피하는 게 좋습니다. 몸이 “이제 좀 쉬나 했더니?” 하고 삐질 수 있어요.</w:t>
         <w:br/>
         <w:br/>
-        <w:t>이렇게 말하면 훨씬 만족도가 높아집니다. 참는다고 좋은 게 아니에요. 너무 아프면 “조금 약하게 해주세요”라고 말하는 것이 진짜 고수의 자세입니다.</w:t>
-        <w:br/>
-        <w:br/>
-        <w:t>## 4. 이용 후에도 관리가 중요!</w:t>
-        <w:br/>
-        <w:br/>
-        <w:t>마사지 후에는 몸이 노곤노곤해지기 쉽습니다. 이때 물을 충분히 마시고, 무리한 운동이나 과음은 피하는 것이 좋아요. 집에 가서 따뜻한 샤워를 하고 푹 쉬면 마사지 효과를 더 오래 느낄 수 있습니다.</w:t>
+        <w:t>또한 처음 방문한다면 너무 긴 코스보다 기본 코스부터 이용해보는 것도 좋은 방법입니다. 내 몸에 잘 맞는 스타일을 찾는 재미도 있답니다.</w:t>
         <w:br/>
         <w:br/>
         <w:t>## 마지막 요약</w:t>
         <w:br/>
         <w:br/>
-        <w:t>7day's massage를 이용할 때는 예약, 코스, 가격, 내 몸 상태를 미리 확인하는 것이 중요합니다. 관리 중에는 압 세기와 불편한 부위를 솔직하게 말하고, 이용 후에는 충분한 수분 섭취와 휴식까지 챙겨보세요. 마사지의 완성은 결국 “내 몸을 얼마나 잘 아느냐”에 달려 있습니다!</w:t>
+        <w:t>**7day’s massage**는 지친 일상 속에서 몸과 마음을 쉬게 해줄 수 있는 힐링 공간입니다. 방문 전 예약 확인, 몸 상태 전달, 식사 시간 조절, 마사지 후 충분한 수분 섭취만 기억해도 훨씬 만족스러운 시간을 보낼 수 있어요. 오늘도 고생한 내 몸에게 말해주세요. “너도 쉬어야지, 내 소중한 어깨 친구야!”</w:t>
         <w:br/>
         <w:br/>
-        <w:t>#마사지 #마사지샵 #7daysmassage #마사지추천 #힐링 #피로회복 #어깨결림 #목마사지 #전신마사지 #마사지팁 #휴식 #건강관리 #예약팁 #몸관리 #힐링타임</w:t>
+        <w:t>#7daysmassage #마사지샵 #마사지추천 #힐링타임 #피로회복 #어깨마사지 #전신마사지 #마사지꿀팁 #예약필수 #바디케어 #스트레스해소 #퇴근후힐링 #주말힐링 #건강관리 #일상힐링</w:t>
       </w:r>
     </w:p>
     <w:sectPr>

--- a/downloads/blog.docx
+++ b/downloads/blog.docx
@@ -23,7 +23,7 @@
               <a:graphicData uri="http://schemas.openxmlformats.org/drawingml/2006/picture">
                 <pic:pic>
                   <pic:nvPicPr>
-                    <pic:cNvPr id="0" name="image_20260812_081147_aa784d46.jpg"/>
+                    <pic:cNvPr id="0" name="image_20260812_200505_f7a0441f.jpg"/>
                     <pic:cNvPicPr/>
                   </pic:nvPicPr>
                   <pic:blipFill>
@@ -48,55 +48,49 @@
     </w:p>
     <w:p>
       <w:r>
-        <w:t># 피곤이 월요병처럼 붙어있다면? 7day’s massage로 몸에게 휴가 주기!</w:t>
+        <w:t># 오래 머물고 싶은 감성 카페, 별다방 카페 이용 꿀팁까지!</w:t>
         <w:br/>
         <w:br/>
-        <w:t>하루 종일 컴퓨터 앞에서 굳어버린 어깨, 걷기 싫다고 파업 중인 종아리, 그리고 “나 좀 살려줘…”라고 속삭이는 허리까지. 이럴 때 필요한 건 바로 따뜻한 손길과 조용한 힐링 타임이죠. 오늘은 지친 몸과 마음을 귀엽게 달래줄 **7day’s massage 마사지샵** 소개와 이용할 때 알아두면 좋은 팁을 알려드릴게요.</w:t>
+        <w:t>카페를 고를 때 커피 맛만큼 중요한 게 분위기와 편안함이죠. 오늘 소개할 **별다방 카페**는 깔끔한 인테리어, 향 좋은 커피, 맛있는 디저트까지 갖춘 곳이라 혼자 쉬러 가도 좋고 친구와 수다 떨기에도 좋은 공간입니다. 밝고 친절한 직원들의 응대도 기분 좋게 만들어주는 포인트예요.</w:t>
         <w:br/>
         <w:br/>
-        <w:t>## 7day’s massage는 어떤 곳일까?</w:t>
+        <w:t>## 깨끗하고 편안한 분위기</w:t>
         <w:br/>
         <w:br/>
-        <w:t>**7day’s massage**는 이름처럼 언제든 편하게 찾고 싶은 마사지샵 느낌을 주는 곳입니다. 바쁜 일상 속에서 잠깐 멈춰 서서 몸을 풀고, 마음까지 말랑말랑하게 만드는 공간이라고 할 수 있어요.</w:t>
+        <w:t>별다방 카페는 전체적으로 매장이 깔끔하게 관리되어 있어 첫인상부터 좋습니다. 테이블 간격도 적당하고 조명도 은은해서 오래 앉아 있어도 부담이 덜해요. 책을 읽거나 노트북 작업을 하기에도 괜찮고, 조용히 커피 한 잔 마시며 쉬고 싶은 날에도 잘 어울립니다.</w:t>
         <w:br/>
         <w:br/>
-        <w:t>마사지샵을 고를 때 중요한 건 분위기, 청결함, 관리 프로그램, 그리고 나에게 맞는 코스가 있는지인데요. 방문 전에는 운영 시간, 예약 가능 여부, 마사지 종류를 미리 확인하는 것이 좋습니다. 그래야 “힐링하러 갔다가 대기하다 지치는” 대참사를 피할 수 있답니다.</w:t>
+        <w:t>특히 매장 곳곳이 정돈되어 있어 사진 찍기에도 좋고, 데이트 장소나 가벼운 약속 장소로도 추천할 만합니다.</w:t>
         <w:br/>
         <w:br/>
-        <w:t>## 이용 전 알아두면 좋은 꿀팁</w:t>
+        <w:t>## 커피와 디저트가 맛있는 곳</w:t>
         <w:br/>
         <w:br/>
-        <w:t xml:space="preserve">첫째, **예약은 미리 하기!**  </w:t>
-        <w:br/>
-        <w:t>특히 퇴근 시간이나 주말에는 예약이 몰릴 수 있어요. 원하는 시간에 편하게 이용하려면 전화나 온라인으로 미리 확인하는 센스가 필요합니다.</w:t>
+        <w:t>별다방 카페의 가장 큰 매력은 역시 커피입니다. 고소한 아메리카노부터 부드러운 라떼, 달달한 음료까지 선택지가 다양해 취향에 맞게 고르기 좋아요. 커피 향이 진하면서도 부담스럽지 않아 누구나 편하게 즐길 수 있습니다.</w:t>
         <w:br/>
         <w:br/>
-        <w:t xml:space="preserve">둘째, **몸 상태를 솔직하게 말하기!**  </w:t>
-        <w:br/>
-        <w:t>어깨가 뭉쳤는지, 허리가 불편한지, 강한 압이 좋은지 부드러운 관리가 좋은지 꼭 이야기하세요. 마사지사님은 독심술사가 아니니까요. “제 어깨에 곰 한 마리가 살아요” 정도로 표현해도 좋습니다.</w:t>
+        <w:t>디저트 메뉴도 함께 즐기면 만족도가 더 올라갑니다. 케이크, 쿠키, 베이커리류 등 커피와 잘 어울리는 메뉴가 준비되어 있어 가볍게 당 충전하기 좋아요. 커피 한 잔만 마시려다 디저트까지 주문하게 되는 매력이 있습니다.</w:t>
         <w:br/>
         <w:br/>
-        <w:t xml:space="preserve">셋째, **식사 직후는 피하기!**  </w:t>
-        <w:br/>
-        <w:t>배부른 상태에서 마사지를 받으면 몸도 당황하고 위장도 회의에 들어갑니다. 최소 1시간 정도 여유를 두고 방문하는 걸 추천해요.</w:t>
+        <w:t>## 이용할 때 알아두면 좋은 점</w:t>
         <w:br/>
         <w:br/>
-        <w:t>## 더 만족스럽게 즐기는 방법</w:t>
+        <w:t>오래 머물 계획이라면 비교적 한산한 시간대를 이용하는 것이 좋습니다. 점심 이후나 저녁 전 시간대에는 사람이 몰릴 수 있으니, 조용한 분위기를 원한다면 오전이나 평일 방문을 추천해요.</w:t>
         <w:br/>
         <w:br/>
-        <w:t>마사지 후에는 물을 충분히 마시는 것이 좋아요. 몸이 풀리면서 노폐물 배출에 도움이 될 수 있거든요. 그리고 바로 무리한 운동이나 음주는 피하는 게 좋습니다. 몸이 “이제 좀 쉬나 했더니?” 하고 삐질 수 있어요.</w:t>
+        <w:t>또한 노트북 작업을 할 예정이라면 콘센트가 있는 좌석을 먼저 확인하는 것이 좋습니다. 인기 있는 자리일수록 빨리 차기 때문에 주문 전 매장 좌석을 둘러보는 것도 좋은 방법입니다.</w:t>
         <w:br/>
         <w:br/>
-        <w:t>또한 처음 방문한다면 너무 긴 코스보다 기본 코스부터 이용해보는 것도 좋은 방법입니다. 내 몸에 잘 맞는 스타일을 찾는 재미도 있답니다.</w:t>
+        <w:t>음료와 디저트를 함께 주문하면 더 풍성하게 즐길 수 있고, 계절 메뉴나 신메뉴가 있을 때는 한 번쯤 도전해보는 것도 추천합니다.</w:t>
         <w:br/>
         <w:br/>
         <w:t>## 마지막 요약</w:t>
         <w:br/>
         <w:br/>
-        <w:t>**7day’s massage**는 지친 일상 속에서 몸과 마음을 쉬게 해줄 수 있는 힐링 공간입니다. 방문 전 예약 확인, 몸 상태 전달, 식사 시간 조절, 마사지 후 충분한 수분 섭취만 기억해도 훨씬 만족스러운 시간을 보낼 수 있어요. 오늘도 고생한 내 몸에게 말해주세요. “너도 쉬어야지, 내 소중한 어깨 친구야!”</w:t>
+        <w:t>별다방 카페는 깨끗한 공간, 맛있는 커피, 다양한 디저트, 친절한 분위기까지 갖춘 오래 머물고 싶은 카페입니다. 혼자만의 휴식, 친구와의 만남, 간단한 작업 공간이 필요할 때 모두 잘 어울리는 곳이에요. 편안한 분위기의 카페를 찾고 있다면 별다방 카페를 한 번 방문해보세요.</w:t>
         <w:br/>
         <w:br/>
-        <w:t>#7daysmassage #마사지샵 #마사지추천 #힐링타임 #피로회복 #어깨마사지 #전신마사지 #마사지꿀팁 #예약필수 #바디케어 #스트레스해소 #퇴근후힐링 #주말힐링 #건강관리 #일상힐링</w:t>
+        <w:t>#별다방카페 #카페추천 #감성카페 #커피맛집 #디저트맛집 #카페투어 #분위기좋은카페 #오래있기좋은카페 #노트북카페 #데이트카페 #혼카페 #맛있는커피 #깨끗한카페 #디저트추천 #카페리뷰</w:t>
       </w:r>
     </w:p>
     <w:sectPr>

--- a/downloads/blog.docx
+++ b/downloads/blog.docx
@@ -23,7 +23,7 @@
               <a:graphicData uri="http://schemas.openxmlformats.org/drawingml/2006/picture">
                 <pic:pic>
                   <pic:nvPicPr>
-                    <pic:cNvPr id="0" name="image_20260812_200505_f7a0441f.jpg"/>
+                    <pic:cNvPr id="0" name="image_20260813_093400_e776098b.jpg"/>
                     <pic:cNvPicPr/>
                   </pic:nvPicPr>
                   <pic:blipFill>
@@ -48,49 +48,53 @@
     </w:p>
     <w:p>
       <w:r>
-        <w:t># 오래 머물고 싶은 감성 카페, 별다방 카페 이용 꿀팁까지!</w:t>
+        <w:t># 과잉진료 걱정 없이 찾기 좋은 곳, 삼성필정형외과의원 이용 가이드</w:t>
         <w:br/>
         <w:br/>
-        <w:t>카페를 고를 때 커피 맛만큼 중요한 게 분위기와 편안함이죠. 오늘 소개할 **별다방 카페**는 깔끔한 인테리어, 향 좋은 커피, 맛있는 디저트까지 갖춘 곳이라 혼자 쉬러 가도 좋고 친구와 수다 떨기에도 좋은 공간입니다. 밝고 친절한 직원들의 응대도 기분 좋게 만들어주는 포인트예요.</w:t>
+        <w:t xml:space="preserve">몸이 아플 때 병원을 고르는 기준은 생각보다 단순합니다. 정확하게 진료해 주는지, 꼭 필요한 치료만 안내하는지, 의료진과 직원들이 친절한지, 그리고 병원이 깨끗하고 편안한 분위기인지가 중요하죠.  </w:t>
+        <w:br/>
+        <w:t>삼성필정형외과의원은 정형외과 진료가 필요한 분들이 부담 없이 방문하기 좋은 의료기관으로, 통증의 원인을 꼼꼼히 살피고 환자에게 필요한 치료 방향을 안내하는 데 중점을 둡니다.</w:t>
         <w:br/>
         <w:br/>
-        <w:t>## 깨끗하고 편안한 분위기</w:t>
+        <w:t>## 정형외과 전문의가 진료하는 병원</w:t>
         <w:br/>
         <w:br/>
-        <w:t>별다방 카페는 전체적으로 매장이 깔끔하게 관리되어 있어 첫인상부터 좋습니다. 테이블 간격도 적당하고 조명도 은은해서 오래 앉아 있어도 부담이 덜해요. 책을 읽거나 노트북 작업을 하기에도 괜찮고, 조용히 커피 한 잔 마시며 쉬고 싶은 날에도 잘 어울립니다.</w:t>
+        <w:t xml:space="preserve">삼성필정형외과의원은 목, 허리, 어깨, 무릎, 손목, 발목 등 일상생활에서 자주 발생하는 근골격계 통증을 진료합니다.  </w:t>
+        <w:br/>
+        <w:t>단순한 근육통처럼 느껴져도 반복되거나 오래 지속된다면 정확한 확인이 필요합니다. 정형외과 전문의의 진료를 통해 현재 상태를 파악하고, 생활습관이나 자세 문제까지 함께 점검해 보는 것이 도움이 됩니다.</w:t>
         <w:br/>
         <w:br/>
-        <w:t>특히 매장 곳곳이 정돈되어 있어 사진 찍기에도 좋고, 데이트 장소나 가벼운 약속 장소로도 추천할 만합니다.</w:t>
+        <w:t>## 꼭 필요한 치료를 중심으로</w:t>
         <w:br/>
         <w:br/>
-        <w:t>## 커피와 디저트가 맛있는 곳</w:t>
+        <w:t xml:space="preserve">정형외과를 찾을 때 많은 분들이 걱정하는 부분이 바로 과잉진료입니다. 삼성필정형외과의원은 환자의 증상과 상태에 맞춰 꼭 필요한 검사와 치료를 안내하는 분위기를 지향합니다.  </w:t>
+        <w:br/>
+        <w:t>무조건적인 치료보다 통증의 원인을 설명하고, 환자가 이해할 수 있도록 진료 방향을 상담하는 점이 장점입니다.</w:t>
         <w:br/>
         <w:br/>
-        <w:t>별다방 카페의 가장 큰 매력은 역시 커피입니다. 고소한 아메리카노부터 부드러운 라떼, 달달한 음료까지 선택지가 다양해 취향에 맞게 고르기 좋아요. 커피 향이 진하면서도 부담스럽지 않아 누구나 편하게 즐길 수 있습니다.</w:t>
+        <w:t>## 깨끗하고 깔끔한 진료 환경</w:t>
         <w:br/>
         <w:br/>
-        <w:t>디저트 메뉴도 함께 즐기면 만족도가 더 올라갑니다. 케이크, 쿠키, 베이커리류 등 커피와 잘 어울리는 메뉴가 준비되어 있어 가볍게 당 충전하기 좋아요. 커피 한 잔만 마시려다 디저트까지 주문하게 되는 매력이 있습니다.</w:t>
+        <w:t xml:space="preserve">병원은 치료만큼이나 환경도 중요합니다. 삼성필정형외과의원은 깔끔하고 정돈된 공간에서 진료를 받을 수 있어 처음 방문하는 분들도 비교적 편안하게 이용할 수 있습니다.  </w:t>
+        <w:br/>
+        <w:t>친절한 응대와 차분한 분위기는 통증으로 예민해진 환자에게 큰 안정감을 줍니다.</w:t>
         <w:br/>
         <w:br/>
-        <w:t>## 이용할 때 알아두면 좋은 점</w:t>
+        <w:t>## 방문 전 알아두면 좋은 점</w:t>
         <w:br/>
         <w:br/>
-        <w:t>오래 머물 계획이라면 비교적 한산한 시간대를 이용하는 것이 좋습니다. 점심 이후나 저녁 전 시간대에는 사람이 몰릴 수 있으니, 조용한 분위기를 원한다면 오전이나 평일 방문을 추천해요.</w:t>
+        <w:t xml:space="preserve">방문 전에는 통증이 시작된 시기, 아픈 부위, 악화되는 자세나 움직임을 미리 정리해 두면 진료에 도움이 됩니다.  </w:t>
         <w:br/>
-        <w:br/>
-        <w:t>또한 노트북 작업을 할 예정이라면 콘센트가 있는 좌석을 먼저 확인하는 것이 좋습니다. 인기 있는 자리일수록 빨리 차기 때문에 주문 전 매장 좌석을 둘러보는 것도 좋은 방법입니다.</w:t>
-        <w:br/>
-        <w:br/>
-        <w:t>음료와 디저트를 함께 주문하면 더 풍성하게 즐길 수 있고, 계절 메뉴나 신메뉴가 있을 때는 한 번쯤 도전해보는 것도 추천합니다.</w:t>
+        <w:t>기존에 촬영한 영상자료나 복용 중인 약이 있다면 함께 가져가는 것이 좋습니다. 또한 치료 후에는 의료진이 안내하는 스트레칭, 자세 교정, 생활 관리법을 꾸준히 실천하는 것이 회복에 도움이 됩니다.</w:t>
         <w:br/>
         <w:br/>
         <w:t>## 마지막 요약</w:t>
         <w:br/>
         <w:br/>
-        <w:t>별다방 카페는 깨끗한 공간, 맛있는 커피, 다양한 디저트, 친절한 분위기까지 갖춘 오래 머물고 싶은 카페입니다. 혼자만의 휴식, 친구와의 만남, 간단한 작업 공간이 필요할 때 모두 잘 어울리는 곳이에요. 편안한 분위기의 카페를 찾고 있다면 별다방 카페를 한 번 방문해보세요.</w:t>
+        <w:t>삼성필정형외과의원은 정형외과 전문의 진료, 필요한 치료 중심의 상담, 깨끗한 환경과 친절한 응대가 돋보이는 병원입니다. 목·허리·어깨·무릎 등 반복되는 통증이 있다면 방치하지 말고 정확한 진료를 받아보는 것이 좋습니다.</w:t>
         <w:br/>
         <w:br/>
-        <w:t>#별다방카페 #카페추천 #감성카페 #커피맛집 #디저트맛집 #카페투어 #분위기좋은카페 #오래있기좋은카페 #노트북카페 #데이트카페 #혼카페 #맛있는커피 #깨끗한카페 #디저트추천 #카페리뷰</w:t>
+        <w:t>#삼성필정형외과의원 #삼성필정형외과 #정형외과 #정형외과전문의 #과잉진료없는병원 #통증치료 #목통증 #허리통증 #어깨통증 #무릎통증 #손목통증 #발목통증 #근골격계질환 #친절한병원 #깨끗한병원</w:t>
       </w:r>
     </w:p>
     <w:sectPr>

--- a/downloads/blog.docx
+++ b/downloads/blog.docx
@@ -23,7 +23,7 @@
               <a:graphicData uri="http://schemas.openxmlformats.org/drawingml/2006/picture">
                 <pic:pic>
                   <pic:nvPicPr>
-                    <pic:cNvPr id="0" name="image_20260813_093400_e776098b.jpg"/>
+                    <pic:cNvPr id="0" name="image_20260813_103913_269d62ca.jpg"/>
                     <pic:cNvPicPr/>
                   </pic:nvPicPr>
                   <pic:blipFill>
@@ -48,53 +48,64 @@
     </w:p>
     <w:p>
       <w:r>
-        <w:t># 과잉진료 걱정 없이 찾기 좋은 곳, 삼성필정형외과의원 이용 가이드</w:t>
+        <w:t># 파타야 여행 피로? 7day’s Massage에서 “발바닥 환생”하고 온 후기 &amp; 꿀팁</w:t>
         <w:br/>
         <w:br/>
-        <w:t xml:space="preserve">몸이 아플 때 병원을 고르는 기준은 생각보다 단순합니다. 정확하게 진료해 주는지, 꼭 필요한 치료만 안내하는지, 의료진과 직원들이 친절한지, 그리고 병원이 깨끗하고 편안한 분위기인지가 중요하죠.  </w:t>
-        <w:br/>
-        <w:t>삼성필정형외과의원은 정형외과 진료가 필요한 분들이 부담 없이 방문하기 좋은 의료기관으로, 통증의 원인을 꼼꼼히 살피고 환자에게 필요한 치료 방향을 안내하는 데 중점을 둡니다.</w:t>
+        <w:t>파타야 여행은 생각보다 체력전입니다. 낮에는 바다 보고, 밤에는 야시장 걷고, 중간중간 쇼핑까지 하다 보면 다리가 “주인님, 이제 그만…” 하고 신호를 보내죠. 그럴 때 딱 생각나는 곳이 바로 마사지샵! 오늘은 파타야에서 가볍게 들르기 좋은 **7day’s Massage** 소개와 이용할 때 알아두면 좋은 팁을 정리해볼게요.</w:t>
         <w:br/>
         <w:br/>
-        <w:t>## 정형외과 전문의가 진료하는 병원</w:t>
+        <w:t>## 1. 7day’s Massage, 어떤 곳일까?</w:t>
         <w:br/>
         <w:br/>
-        <w:t xml:space="preserve">삼성필정형외과의원은 목, 허리, 어깨, 무릎, 손목, 발목 등 일상생활에서 자주 발생하는 근골격계 통증을 진료합니다.  </w:t>
-        <w:br/>
-        <w:t>단순한 근육통처럼 느껴져도 반복되거나 오래 지속된다면 정확한 확인이 필요합니다. 정형외과 전문의의 진료를 통해 현재 상태를 파악하고, 생활습관이나 자세 문제까지 함께 점검해 보는 것이 도움이 됩니다.</w:t>
+        <w:t>**7day’s Massage**는 파타야 여행 중 피로를 풀기 위해 방문하기 좋은 로컬 마사지샵입니다. 태국 마사지는 강한 압으로 유명한데, 몸이 뻐근한 여행자에게는 거의 ‘재부팅 버튼’ 같은 존재죠.</w:t>
         <w:br/>
         <w:br/>
-        <w:t>## 꼭 필요한 치료를 중심으로</w:t>
+        <w:t>발마사지, 타이마사지, 오일마사지 등 기본적인 마사지 메뉴를 제공하는 경우가 많아 여행 일정과 컨디션에 따라 선택하기 좋습니다. 특히 많이 걸은 날에는 발마사지가 인기! 처음엔 “그냥 발만 하는 거지?” 싶지만, 끝나고 나면 발이 내 발이 아닌 듯 가벼워집니다.</w:t>
         <w:br/>
         <w:br/>
-        <w:t xml:space="preserve">정형외과를 찾을 때 많은 분들이 걱정하는 부분이 바로 과잉진료입니다. 삼성필정형외과의원은 환자의 증상과 상태에 맞춰 꼭 필요한 검사와 치료를 안내하는 분위기를 지향합니다.  </w:t>
-        <w:br/>
-        <w:t>무조건적인 치료보다 통증의 원인을 설명하고, 환자가 이해할 수 있도록 진료 방향을 상담하는 점이 장점입니다.</w:t>
+        <w:t>## 2. 방문 전 알아두면 좋은 점</w:t>
         <w:br/>
         <w:br/>
-        <w:t>## 깨끗하고 깔끔한 진료 환경</w:t>
+        <w:t>마사지샵은 지점이나 시기에 따라 가격, 운영시간, 서비스 구성이 달라질 수 있어요. 방문 전에는 **구글맵 후기, 최근 리뷰, 영업시간**을 꼭 확인하는 걸 추천합니다.</w:t>
         <w:br/>
         <w:br/>
-        <w:t xml:space="preserve">병원은 치료만큼이나 환경도 중요합니다. 삼성필정형외과의원은 깔끔하고 정돈된 공간에서 진료를 받을 수 있어 처음 방문하는 분들도 비교적 편안하게 이용할 수 있습니다.  </w:t>
-        <w:br/>
-        <w:t>친절한 응대와 차분한 분위기는 통증으로 예민해진 환자에게 큰 안정감을 줍니다.</w:t>
+        <w:t>그리고 마사지 강도는 시작 전에 말하는 게 중요해요. 태국 마사지는 생각보다 강할 수 있으니, 아프면 참지 말고 바로 말하세요.</w:t>
         <w:br/>
         <w:br/>
-        <w:t>## 방문 전 알아두면 좋은 점</w:t>
+        <w:t xml:space="preserve">- 세게: Strong  </w:t>
+        <w:br/>
+        <w:t xml:space="preserve">- 약하게: Soft  </w:t>
+        <w:br/>
+        <w:t xml:space="preserve">- 아파요: Pain  </w:t>
+        <w:br/>
+        <w:t xml:space="preserve">- 괜찮아요: OK  </w:t>
         <w:br/>
         <w:br/>
-        <w:t xml:space="preserve">방문 전에는 통증이 시작된 시기, 아픈 부위, 악화되는 자세나 움직임을 미리 정리해 두면 진료에 도움이 됩니다.  </w:t>
+        <w:t>이 네 단어만 알아도 마사지 생존 가능성이 확 올라갑니다.</w:t>
         <w:br/>
-        <w:t>기존에 촬영한 영상자료나 복용 중인 약이 있다면 함께 가져가는 것이 좋습니다. 또한 치료 후에는 의료진이 안내하는 스트레칭, 자세 교정, 생활 관리법을 꾸준히 실천하는 것이 회복에 도움이 됩니다.</w:t>
+        <w:br/>
+        <w:t>## 3. 팁은 줘야 할까?</w:t>
+        <w:br/>
+        <w:br/>
+        <w:t>태국 마사지샵에서는 만족스러웠다면 팁을 주는 문화가 있습니다. 필수는 아니지만, 서비스가 좋았다면 마사지사에게 직접 소액의 팁을 건네면 좋아요. 보통 만족도와 마사지 시간에 따라 적당히 준비하면 됩니다.</w:t>
+        <w:br/>
+        <w:br/>
+        <w:t>## 4. 이용할 때 소소한 꿀팁</w:t>
+        <w:br/>
+        <w:br/>
+        <w:t>마사지 전에는 너무 배부르게 먹지 않는 게 좋아요. 배가 빵빵한 상태로 엎드리면 힐링이 아니라 복부 압박 체험이 될 수 있습니다. 또한 귀중품은 항상 본인이 잘 챙기고, 마사지 후에는 물을 충분히 마셔주세요.</w:t>
+        <w:br/>
+        <w:br/>
+        <w:t>일정은 가능하면 저녁에 넣는 걸 추천합니다. 마사지 받고 숙소로 돌아가면 그날 밤은 꿀잠 예약입니다.</w:t>
         <w:br/>
         <w:br/>
         <w:t>## 마지막 요약</w:t>
         <w:br/>
         <w:br/>
-        <w:t>삼성필정형외과의원은 정형외과 전문의 진료, 필요한 치료 중심의 상담, 깨끗한 환경과 친절한 응대가 돋보이는 병원입니다. 목·허리·어깨·무릎 등 반복되는 통증이 있다면 방치하지 말고 정확한 진료를 받아보는 것이 좋습니다.</w:t>
+        <w:t>파타야 여행 중 몸이 무겁고 발이 고장 난 것 같다면 **7day’s Massage** 같은 마사지샵을 일정에 넣어보세요. 방문 전 최근 후기와 가격을 확인하고, 마사지 강도는 꼭 미리 말하기! 여행의 피로를 풀고 다음 날 다시 신나게 돌아다닐 에너지를 충전할 수 있습니다.</w:t>
         <w:br/>
         <w:br/>
-        <w:t>#삼성필정형외과의원 #삼성필정형외과 #정형외과 #정형외과전문의 #과잉진료없는병원 #통증치료 #목통증 #허리통증 #어깨통증 #무릎통증 #손목통증 #발목통증 #근골격계질환 #친절한병원 #깨끗한병원</w:t>
+        <w:t>#파타야마사지 #파타야여행 #7daysmassage #태국마사지 #파타야마사지샵 #파타야가볼만한곳 #파타야힐링 #태국여행팁 #파타야꿀팁 #발마사지 #타이마사지 #오일마사지 #파타야자유여행 #태국자유여행 #여행피로회복</w:t>
       </w:r>
     </w:p>
     <w:sectPr>

--- a/downloads/blog.docx
+++ b/downloads/blog.docx
@@ -23,7 +23,7 @@
               <a:graphicData uri="http://schemas.openxmlformats.org/drawingml/2006/picture">
                 <pic:pic>
                   <pic:nvPicPr>
-                    <pic:cNvPr id="0" name="image_20260813_103913_269d62ca.jpg"/>
+                    <pic:cNvPr id="0" name="image_20260813_123235_27f9bd29.jpg"/>
                     <pic:cNvPicPr/>
                   </pic:nvPicPr>
                   <pic:blipFill>
@@ -48,64 +48,46 @@
     </w:p>
     <w:p>
       <w:r>
-        <w:t># 파타야 여행 피로? 7day’s Massage에서 “발바닥 환생”하고 온 후기 &amp; 꿀팁</w:t>
+        <w:t># 요즘 사람들이 ‘XX’에 주목하는 진짜 이유</w:t>
         <w:br/>
         <w:br/>
-        <w:t>파타야 여행은 생각보다 체력전입니다. 낮에는 바다 보고, 밤에는 야시장 걷고, 중간중간 쇼핑까지 하다 보면 다리가 “주인님, 이제 그만…” 하고 신호를 보내죠. 그럴 때 딱 생각나는 곳이 바로 마사지샵! 오늘은 파타야에서 가볍게 들르기 좋은 **7day’s Massage** 소개와 이용할 때 알아두면 좋은 팁을 정리해볼게요.</w:t>
+        <w:t>처음에는 낯설게 느껴졌던 **XX**가 이제는 많은 사람들의 관심을 받고 있습니다. 단순히 유행처럼 지나가는 것이 아니라, 일상 속에서 새로운 가능성을 만들어주는 요소로 자리 잡고 있기 때문인데요. 오늘은 XX가 왜 주목받는지, 그리고 어떻게 활용하면 좋을지 쉽게 정리해보겠습니다.</w:t>
         <w:br/>
         <w:br/>
-        <w:t>## 1. 7day’s Massage, 어떤 곳일까?</w:t>
+        <w:t>## XX가 주목받는 이유</w:t>
         <w:br/>
         <w:br/>
-        <w:t>**7day’s Massage**는 파타야 여행 중 피로를 풀기 위해 방문하기 좋은 로컬 마사지샵입니다. 태국 마사지는 강한 압으로 유명한데, 몸이 뻐근한 여행자에게는 거의 ‘재부팅 버튼’ 같은 존재죠.</w:t>
+        <w:t>XX가 인기를 얻는 가장 큰 이유는 **변화하는 생활 방식과 잘 맞기 때문**입니다. 사람들은 더 효율적이고, 더 편리하며, 나에게 맞는 선택을 원합니다. XX는 이런 흐름 속에서 자연스럽게 관심을 받게 되었습니다.</w:t>
         <w:br/>
         <w:br/>
-        <w:t>발마사지, 타이마사지, 오일마사지 등 기본적인 마사지 메뉴를 제공하는 경우가 많아 여행 일정과 컨디션에 따라 선택하기 좋습니다. 특히 많이 걸은 날에는 발마사지가 인기! 처음엔 “그냥 발만 하는 거지?” 싶지만, 끝나고 나면 발이 내 발이 아닌 듯 가벼워집니다.</w:t>
+        <w:t>또한 처음 접하는 사람도 비교적 쉽게 이해할 수 있다는 점이 장점입니다. 복잡하게 느껴질 수 있지만, 핵심만 알고 나면 생각보다 부담 없이 시작할 수 있습니다.</w:t>
         <w:br/>
         <w:br/>
-        <w:t>## 2. 방문 전 알아두면 좋은 점</w:t>
+        <w:t>## XX를 활용하면 좋은 점</w:t>
         <w:br/>
         <w:br/>
-        <w:t>마사지샵은 지점이나 시기에 따라 가격, 운영시간, 서비스 구성이 달라질 수 있어요. 방문 전에는 **구글맵 후기, 최근 리뷰, 영업시간**을 꼭 확인하는 걸 추천합니다.</w:t>
+        <w:t>XX를 잘 활용하면 시간과 에너지를 줄이는 데 도움이 됩니다. 특히 바쁜 일상 속에서 작은 효율은 큰 차이를 만듭니다. 처음부터 완벽하게 하려고 하기보다, 내가 필요한 부분부터 천천히 적용하는 것이 좋습니다.</w:t>
         <w:br/>
         <w:br/>
-        <w:t>그리고 마사지 강도는 시작 전에 말하는 게 중요해요. 태국 마사지는 생각보다 강할 수 있으니, 아프면 참지 말고 바로 말하세요.</w:t>
+        <w:t>예를 들어 일상 관리, 업무 효율, 취미 생활 등 다양한 영역에서 XX를 활용할 수 있습니다. 중요한 것은 남들이 한다고 무작정 따라 하기보다, 내 상황에 맞는 방식으로 받아들이는 것입니다.</w:t>
         <w:br/>
         <w:br/>
-        <w:t xml:space="preserve">- 세게: Strong  </w:t>
-        <w:br/>
-        <w:t xml:space="preserve">- 약하게: Soft  </w:t>
-        <w:br/>
-        <w:t xml:space="preserve">- 아파요: Pain  </w:t>
-        <w:br/>
-        <w:t xml:space="preserve">- 괜찮아요: OK  </w:t>
+        <w:t>## 시작 전 알아두면 좋은 팁</w:t>
         <w:br/>
         <w:br/>
-        <w:t>이 네 단어만 알아도 마사지 생존 가능성이 확 올라갑니다.</w:t>
+        <w:t>XX를 시작할 때는 너무 많은 정보를 한 번에 받아들이지 않는 것이 좋습니다. 처음에는 기본 개념을 이해하고, 작은 목표를 정해 실천해보세요. 익숙해질수록 활용 범위를 넓히면 됩니다.</w:t>
         <w:br/>
         <w:br/>
-        <w:t>## 3. 팁은 줘야 할까?</w:t>
-        <w:br/>
-        <w:br/>
-        <w:t>태국 마사지샵에서는 만족스러웠다면 팁을 주는 문화가 있습니다. 필수는 아니지만, 서비스가 좋았다면 마사지사에게 직접 소액의 팁을 건네면 좋아요. 보통 만족도와 마사지 시간에 따라 적당히 준비하면 됩니다.</w:t>
-        <w:br/>
-        <w:br/>
-        <w:t>## 4. 이용할 때 소소한 꿀팁</w:t>
-        <w:br/>
-        <w:br/>
-        <w:t>마사지 전에는 너무 배부르게 먹지 않는 게 좋아요. 배가 빵빵한 상태로 엎드리면 힐링이 아니라 복부 압박 체험이 될 수 있습니다. 또한 귀중품은 항상 본인이 잘 챙기고, 마사지 후에는 물을 충분히 마셔주세요.</w:t>
-        <w:br/>
-        <w:br/>
-        <w:t>일정은 가능하면 저녁에 넣는 걸 추천합니다. 마사지 받고 숙소로 돌아가면 그날 밤은 꿀잠 예약입니다.</w:t>
+        <w:t>또한 후기나 사례를 참고하는 것도 좋은 방법입니다. 실제 경험담은 장단점을 균형 있게 파악하는 데 도움이 됩니다.</w:t>
         <w:br/>
         <w:br/>
         <w:t>## 마지막 요약</w:t>
         <w:br/>
         <w:br/>
-        <w:t>파타야 여행 중 몸이 무겁고 발이 고장 난 것 같다면 **7day’s Massage** 같은 마사지샵을 일정에 넣어보세요. 방문 전 최근 후기와 가격을 확인하고, 마사지 강도는 꼭 미리 말하기! 여행의 피로를 풀고 다음 날 다시 신나게 돌아다닐 에너지를 충전할 수 있습니다.</w:t>
+        <w:t>XX는 단순한 유행이 아니라 변화하는 시대 흐름 속에서 주목받는 키워드입니다. 처음에는 어렵게 느껴질 수 있지만, 핵심을 이해하고 나에게 맞게 활용한다면 충분히 가치 있는 선택이 될 수 있습니다. 중요한 것은 무리하지 않고, 작은 실천부터 시작하는 것입니다.</w:t>
         <w:br/>
         <w:br/>
-        <w:t>#파타야마사지 #파타야여행 #7daysmassage #태국마사지 #파타야마사지샵 #파타야가볼만한곳 #파타야힐링 #태국여행팁 #파타야꿀팁 #발마사지 #타이마사지 #오일마사지 #파타야자유여행 #태국자유여행 #여행피로회복</w:t>
+        <w:t>#XX #XX활용 #XX추천 #트렌드 #생활정보 #블로그글쓰기 #정보글 #일상팁 #효율적인생활 #자기계발 #초보자가이드 #실용정보 #콘텐츠작성 #라이프스타일 #핵심정리</w:t>
       </w:r>
     </w:p>
     <w:sectPr>

--- a/downloads/blog.docx
+++ b/downloads/blog.docx
@@ -23,7 +23,7 @@
               <a:graphicData uri="http://schemas.openxmlformats.org/drawingml/2006/picture">
                 <pic:pic>
                   <pic:nvPicPr>
-                    <pic:cNvPr id="0" name="image_20260813_123235_27f9bd29.jpg"/>
+                    <pic:cNvPr id="0" name="image_20260813_182527_c4f43cba.jpg"/>
                     <pic:cNvPicPr/>
                   </pic:nvPicPr>
                   <pic:blipFill>
@@ -48,46 +48,74 @@
     </w:p>
     <w:p>
       <w:r>
-        <w:t># 요즘 사람들이 ‘XX’에 주목하는 진짜 이유</w:t>
+        <w:t># 일주일 내내 내 어깨를 구해줘! 7day's massage 방문 전 꿀팁 모음 💆‍♀️✨</w:t>
         <w:br/>
         <w:br/>
-        <w:t>처음에는 낯설게 느껴졌던 **XX**가 이제는 많은 사람들의 관심을 받고 있습니다. 단순히 유행처럼 지나가는 것이 아니라, 일상 속에서 새로운 가능성을 만들어주는 요소로 자리 잡고 있기 때문인데요. 오늘은 XX가 왜 주목받는지, 그리고 어떻게 활용하면 좋을지 쉽게 정리해보겠습니다.</w:t>
+        <w:t>하루 종일 컴퓨터 앞에서 굳어버린 어깨, 스마트폰 보느라 거북목이 된 목… 혹시 내 몸이 “나 좀 살려줘…” 하고 속삭이고 있나요? 그럴 때 생각나는 곳이 바로 **7day's massage**입니다. 이름부터 왠지 월화수목금토일, 언제든 내 피로를 책임져줄 것 같은 든든함이 느껴지죠!</w:t>
         <w:br/>
         <w:br/>
-        <w:t>## XX가 주목받는 이유</w:t>
+        <w:t>---</w:t>
         <w:br/>
         <w:br/>
-        <w:t>XX가 인기를 얻는 가장 큰 이유는 **변화하는 생활 방식과 잘 맞기 때문**입니다. 사람들은 더 효율적이고, 더 편리하며, 나에게 맞는 선택을 원합니다. XX는 이런 흐름 속에서 자연스럽게 관심을 받게 되었습니다.</w:t>
+        <w:t>## 1. 7day's massage는 어떤 곳일까?</w:t>
         <w:br/>
         <w:br/>
-        <w:t>또한 처음 접하는 사람도 비교적 쉽게 이해할 수 있다는 점이 장점입니다. 복잡하게 느껴질 수 있지만, 핵심만 알고 나면 생각보다 부담 없이 시작할 수 있습니다.</w:t>
+        <w:t xml:space="preserve">**7day's massage**는 바쁜 일상 속에서 쌓인 피로를 풀고 싶은 분들에게 잘 어울리는 마사지샵입니다.  </w:t>
+        <w:br/>
+        <w:t>몸이 뻐근할 때, 기분 전환이 필요할 때, 혹은 “오늘은 나를 좀 예뻐해줘야겠다” 싶은 날 방문하기 좋아요.</w:t>
         <w:br/>
         <w:br/>
-        <w:t>## XX를 활용하면 좋은 점</w:t>
+        <w:t>마사지샵 특유의 편안한 분위기와 차분한 관리 시간이 더해지면, 들어갈 때는 직장인 좀비였는데 나올 때는 말랑한 찹쌀떡이 된 기분을 느낄 수 있습니다.</w:t>
         <w:br/>
         <w:br/>
-        <w:t>XX를 잘 활용하면 시간과 에너지를 줄이는 데 도움이 됩니다. 특히 바쁜 일상 속에서 작은 효율은 큰 차이를 만듭니다. 처음부터 완벽하게 하려고 하기보다, 내가 필요한 부분부터 천천히 적용하는 것이 좋습니다.</w:t>
+        <w:t>---</w:t>
         <w:br/>
         <w:br/>
-        <w:t>예를 들어 일상 관리, 업무 효율, 취미 생활 등 다양한 영역에서 XX를 활용할 수 있습니다. 중요한 것은 남들이 한다고 무작정 따라 하기보다, 내 상황에 맞는 방식으로 받아들이는 것입니다.</w:t>
+        <w:t>## 2. 이용 전 알아두면 좋은 점</w:t>
         <w:br/>
         <w:br/>
-        <w:t>## 시작 전 알아두면 좋은 팁</w:t>
+        <w:t>방문 전에는 **예약 가능 여부**를 먼저 확인하는 것이 좋아요. 인기 있는 시간대는 생각보다 빨리 마감될 수 있거든요. 특히 퇴근 후나 주말에는 예약이 필수에 가깝습니다.</w:t>
         <w:br/>
         <w:br/>
-        <w:t>XX를 시작할 때는 너무 많은 정보를 한 번에 받아들이지 않는 것이 좋습니다. 처음에는 기본 개념을 이해하고, 작은 목표를 정해 실천해보세요. 익숙해질수록 활용 범위를 넓히면 됩니다.</w:t>
+        <w:t>또한 원하는 관리 종류가 있다면 미리 문의해보세요. 어깨와 목이 힘든지, 허리 피로가 큰지, 전신 관리가 필요한지에 따라 만족도가 달라질 수 있습니다.</w:t>
         <w:br/>
         <w:br/>
-        <w:t>또한 후기나 사례를 참고하는 것도 좋은 방법입니다. 실제 경험담은 장단점을 균형 있게 파악하는 데 도움이 됩니다.</w:t>
+        <w:t>---</w:t>
+        <w:br/>
+        <w:br/>
+        <w:t>## 3. 마사지 받을 때 꿀팁</w:t>
+        <w:br/>
+        <w:br/>
+        <w:t xml:space="preserve">마사지를 받을 때는 아픈 부위나 압의 세기를 솔직하게 말하는 것이 중요합니다.  </w:t>
+        <w:br/>
+        <w:t>“괜찮아요…”라고 참다가 다음 날 로봇처럼 걷게 되면 곤란하니까요. 너무 강하면 강하다고, 약하면 조금 더 부탁한다고 편하게 이야기하세요.</w:t>
+        <w:br/>
+        <w:br/>
+        <w:t>그리고 방문 전 과식은 피하는 것이 좋습니다. 배부른 상태로 누우면 힐링하러 갔다가 내장들과 회의하는 시간이 될 수 있어요.</w:t>
+        <w:br/>
+        <w:br/>
+        <w:t>---</w:t>
+        <w:br/>
+        <w:br/>
+        <w:t>## 4. 이런 분들에게 추천!</w:t>
+        <w:br/>
+        <w:br/>
+        <w:t>평소 어깨가 돌덩이처럼 무거운 분, 오래 앉아 일하는 분, 운동 후 근육이 뭉친 분, 또는 그냥 아무 이유 없이 나를 위한 시간이 필요한 분들에게 추천합니다.</w:t>
+        <w:br/>
+        <w:br/>
+        <w:t>가끔은 특별한 이유 없이도 쉬어야 합니다. 내 몸도 충전기가 필요하니까요!</w:t>
+        <w:br/>
+        <w:br/>
+        <w:t>---</w:t>
         <w:br/>
         <w:br/>
         <w:t>## 마지막 요약</w:t>
         <w:br/>
         <w:br/>
-        <w:t>XX는 단순한 유행이 아니라 변화하는 시대 흐름 속에서 주목받는 키워드입니다. 처음에는 어렵게 느껴질 수 있지만, 핵심을 이해하고 나에게 맞게 활용한다면 충분히 가치 있는 선택이 될 수 있습니다. 중요한 것은 무리하지 않고, 작은 실천부터 시작하는 것입니다.</w:t>
+        <w:t>**7day's massage**는 피로한 몸과 마음을 편안하게 풀어주고 싶은 분들에게 좋은 선택이 될 수 있는 마사지샵입니다. 방문 전 예약 확인, 원하는 관리 상담, 압 조절 요청만 잘 기억하면 더 만족스러운 시간을 보낼 수 있어요. 오늘도 고생한 나에게 작은 선물 하나, 어떠세요? 💕</w:t>
         <w:br/>
         <w:br/>
-        <w:t>#XX #XX활용 #XX추천 #트렌드 #생활정보 #블로그글쓰기 #정보글 #일상팁 #효율적인생활 #자기계발 #초보자가이드 #실용정보 #콘텐츠작성 #라이프스타일 #핵심정리</w:t>
+        <w:t>#7daysmassage #마사지샵 #마사지추천 #힐링타임 #피로회복 #어깨마사지 #목마사지 #전신마사지 #마사지꿀팁 #휴식시간 #셀프케어 #직장인힐링 #바디케어 #힐링데이트 #나를위한시간</w:t>
       </w:r>
     </w:p>
     <w:sectPr>

--- a/downloads/blog.docx
+++ b/downloads/blog.docx
@@ -12,110 +12,37 @@
     </w:p>
     <w:p>
       <w:r>
-        <w:drawing>
-          <wp:inline xmlns:a="http://schemas.openxmlformats.org/drawingml/2006/main" xmlns:pic="http://schemas.openxmlformats.org/drawingml/2006/picture">
-            <wp:extent cx="5029200" cy="5029200"/>
-            <wp:docPr id="1" name="Picture 1"/>
-            <wp:cNvGraphicFramePr>
-              <a:graphicFrameLocks noChangeAspect="1"/>
-            </wp:cNvGraphicFramePr>
-            <a:graphic>
-              <a:graphicData uri="http://schemas.openxmlformats.org/drawingml/2006/picture">
-                <pic:pic>
-                  <pic:nvPicPr>
-                    <pic:cNvPr id="0" name="image_20260813_182527_c4f43cba.jpg"/>
-                    <pic:cNvPicPr/>
-                  </pic:nvPicPr>
-                  <pic:blipFill>
-                    <a:blip r:embed="rId9"/>
-                    <a:stretch>
-                      <a:fillRect/>
-                    </a:stretch>
-                  </pic:blipFill>
-                  <pic:spPr>
-                    <a:xfrm>
-                      <a:off x="0" y="0"/>
-                      <a:ext cx="5029200" cy="5029200"/>
-                    </a:xfrm>
-                    <a:prstGeom prst="rect"/>
-                  </pic:spPr>
-                </pic:pic>
-              </a:graphicData>
-            </a:graphic>
-          </wp:inline>
-        </w:drawing>
-      </w:r>
-    </w:p>
-    <w:p>
-      <w:r>
-        <w:t># 일주일 내내 내 어깨를 구해줘! 7day's massage 방문 전 꿀팁 모음 💆‍♀️✨</w:t>
+        <w:t># Discover 런바디스튜디오 Running Club: Run Smarter, Safer, and Happier</w:t>
         <w:br/>
         <w:br/>
-        <w:t>하루 종일 컴퓨터 앞에서 굳어버린 어깨, 스마트폰 보느라 거북목이 된 목… 혹시 내 몸이 “나 좀 살려줘…” 하고 속삭이고 있나요? 그럴 때 생각나는 곳이 바로 **7day's massage**입니다. 이름부터 왠지 월화수목금토일, 언제든 내 피로를 책임져줄 것 같은 든든함이 느껴지죠!</w:t>
+        <w:t>Looking for a running club that feels fun, motivating, and truly well-organized? 런바디스튜디오 Running Club is a great place for runners who want to enjoy running while learning how to move safely and efficiently. Led by a former national team coach, the club focuses on structured training, injury prevention, and steady improvement—without making running feel intimidating.</w:t>
         <w:br/>
         <w:br/>
-        <w:t>---</w:t>
+        <w:t>## Why 런바디스튜디오 Running Club Stands Out</w:t>
         <w:br/>
         <w:br/>
-        <w:t>## 1. 7day's massage는 어떤 곳일까?</w:t>
+        <w:t>The biggest strength of 런바디스튜디오 is its systematic coaching style. Instead of simply running long distances together, members learn proper running posture, pacing, breathing, warm-up routines, and recovery methods. This helps beginners build confidence and allows experienced runners to improve performance with fewer risks.</w:t>
         <w:br/>
         <w:br/>
-        <w:t xml:space="preserve">**7day's massage**는 바쁜 일상 속에서 쌓인 피로를 풀고 싶은 분들에게 잘 어울리는 마사지샵입니다.  </w:t>
-        <w:br/>
-        <w:t>몸이 뻐근할 때, 기분 전환이 필요할 때, 혹은 “오늘은 나를 좀 예뻐해줘야겠다” 싶은 날 방문하기 좋아요.</w:t>
+        <w:t>## Fun, Friendly, and Beginner-Friendly</w:t>
         <w:br/>
         <w:br/>
-        <w:t>마사지샵 특유의 편안한 분위기와 차분한 관리 시간이 더해지면, 들어갈 때는 직장인 좀비였는데 나올 때는 말랑한 찹쌀떡이 된 기분을 느낄 수 있습니다.</w:t>
+        <w:t>Running is much easier to continue when the atmosphere is enjoyable. 런바디스튜디오 Running Club creates a positive group environment where members can encourage each other, share progress, and enjoy the process. Whether your goal is weight management, fitness, a 10K, or a marathon, you can train at a pace that fits your level.</w:t>
         <w:br/>
         <w:br/>
-        <w:t>---</w:t>
+        <w:t>## What to Know Before Joining</w:t>
         <w:br/>
         <w:br/>
-        <w:t>## 2. 이용 전 알아두면 좋은 점</w:t>
+        <w:t>Before attending, wear comfortable running shoes and breathable sportswear. Arrive a little early so you can warm up properly and listen to the coach’s guidance. Also, be honest about your fitness level or any previous injuries—this helps the coach give safer and more suitable advice.</w:t>
         <w:br/>
         <w:br/>
-        <w:t>방문 전에는 **예약 가능 여부**를 먼저 확인하는 것이 좋아요. 인기 있는 시간대는 생각보다 빨리 마감될 수 있거든요. 특히 퇴근 후나 주말에는 예약이 필수에 가깝습니다.</w:t>
+        <w:t>## Final Summary</w:t>
         <w:br/>
         <w:br/>
-        <w:t>또한 원하는 관리 종류가 있다면 미리 문의해보세요. 어깨와 목이 힘든지, 허리 피로가 큰지, 전신 관리가 필요한지에 따라 만족도가 달라질 수 있습니다.</w:t>
+        <w:t>런바디스튜디오 Running Club is perfect for anyone who wants to run with joy, structure, and confidence. With expert coaching from a former national team athlete, you can build healthier running habits and enjoy every step without unnecessary injury.</w:t>
         <w:br/>
         <w:br/>
-        <w:t>---</w:t>
-        <w:br/>
-        <w:br/>
-        <w:t>## 3. 마사지 받을 때 꿀팁</w:t>
-        <w:br/>
-        <w:br/>
-        <w:t xml:space="preserve">마사지를 받을 때는 아픈 부위나 압의 세기를 솔직하게 말하는 것이 중요합니다.  </w:t>
-        <w:br/>
-        <w:t>“괜찮아요…”라고 참다가 다음 날 로봇처럼 걷게 되면 곤란하니까요. 너무 강하면 강하다고, 약하면 조금 더 부탁한다고 편하게 이야기하세요.</w:t>
-        <w:br/>
-        <w:br/>
-        <w:t>그리고 방문 전 과식은 피하는 것이 좋습니다. 배부른 상태로 누우면 힐링하러 갔다가 내장들과 회의하는 시간이 될 수 있어요.</w:t>
-        <w:br/>
-        <w:br/>
-        <w:t>---</w:t>
-        <w:br/>
-        <w:br/>
-        <w:t>## 4. 이런 분들에게 추천!</w:t>
-        <w:br/>
-        <w:br/>
-        <w:t>평소 어깨가 돌덩이처럼 무거운 분, 오래 앉아 일하는 분, 운동 후 근육이 뭉친 분, 또는 그냥 아무 이유 없이 나를 위한 시간이 필요한 분들에게 추천합니다.</w:t>
-        <w:br/>
-        <w:br/>
-        <w:t>가끔은 특별한 이유 없이도 쉬어야 합니다. 내 몸도 충전기가 필요하니까요!</w:t>
-        <w:br/>
-        <w:br/>
-        <w:t>---</w:t>
-        <w:br/>
-        <w:br/>
-        <w:t>## 마지막 요약</w:t>
-        <w:br/>
-        <w:br/>
-        <w:t>**7day's massage**는 피로한 몸과 마음을 편안하게 풀어주고 싶은 분들에게 좋은 선택이 될 수 있는 마사지샵입니다. 방문 전 예약 확인, 원하는 관리 상담, 압 조절 요청만 잘 기억하면 더 만족스러운 시간을 보낼 수 있어요. 오늘도 고생한 나에게 작은 선물 하나, 어떠세요? 💕</w:t>
-        <w:br/>
-        <w:br/>
-        <w:t>#7daysmassage #마사지샵 #마사지추천 #힐링타임 #피로회복 #어깨마사지 #목마사지 #전신마사지 #마사지꿀팁 #휴식시간 #셀프케어 #직장인힐링 #바디케어 #힐링데이트 #나를위한시간</w:t>
+        <w:t>#런바디스튜디오 #RunningClub #RunBodyStudio #RunningTraining #BeginnerRunning #InjuryFreeRunning #RunningCoach #NationalTeamCoach #HealthyRunning #RunningCommunity #FitnessLifestyle #MarathonTraining #10KTraining #RunningTips #SmartRunning</w:t>
       </w:r>
     </w:p>
     <w:sectPr>
